--- a/lessons/2-2/downloads/reveal/teacher/2.2-session-2-prerequisite-practice-a.docx
+++ b/lessons/2-2/downloads/reveal/teacher/2.2-session-2-prerequisite-practice-a.docx
@@ -15,10 +15,28 @@
         <w:rPr>
           <w:rFonts w:ascii="Avenir Next" w:hAnsi="Avenir Next" w:cs="Avenir Next" w:eastAsia="Avenir Next"/>
           <w:color w:val="1A1A1A"/>
+          <w:sz w:val="22"/>
+          <w:szCs w:val="20"/>
+        </w:rPr>
+        <w:t xml:space="preserve">Name</w:t>
+      </w:r>
+      <w:r>
+        <w:rPr>
+          <w:rFonts w:ascii="Avenir Next" w:hAnsi="Avenir Next" w:cs="Avenir Next" w:eastAsia="Avenir Next"/>
+          <w:color w:val="1A1A1A"/>
           <w:sz w:val="20"/>
           <w:szCs w:val="20"/>
         </w:rPr>
-        <w:t xml:space="preserve">Name</w:t>
+        <w:tab/>
+      </w:r>
+      <w:r>
+        <w:rPr>
+          <w:rFonts w:ascii="Avenir Next" w:hAnsi="Avenir Next" w:cs="Avenir Next" w:eastAsia="Avenir Next"/>
+          <w:color w:val="1A1A1A"/>
+          <w:sz w:val="22"/>
+          <w:szCs w:val="20"/>
+        </w:rPr>
+        <w:t xml:space="preserve">   Date</w:t>
       </w:r>
       <w:r>
         <w:rPr>
@@ -33,25 +51,7 @@
         <w:rPr>
           <w:rFonts w:ascii="Avenir Next" w:hAnsi="Avenir Next" w:cs="Avenir Next" w:eastAsia="Avenir Next"/>
           <w:color w:val="1A1A1A"/>
-          <w:sz w:val="20"/>
-          <w:szCs w:val="20"/>
-        </w:rPr>
-        <w:t xml:space="preserve">   Date</w:t>
-      </w:r>
-      <w:r>
-        <w:rPr>
-          <w:rFonts w:ascii="Avenir Next" w:hAnsi="Avenir Next" w:cs="Avenir Next" w:eastAsia="Avenir Next"/>
-          <w:color w:val="1A1A1A"/>
-          <w:sz w:val="20"/>
-          <w:szCs w:val="20"/>
-        </w:rPr>
-        <w:tab/>
-      </w:r>
-      <w:r>
-        <w:rPr>
-          <w:rFonts w:ascii="Avenir Next" w:hAnsi="Avenir Next" w:cs="Avenir Next" w:eastAsia="Avenir Next"/>
-          <w:color w:val="1A1A1A"/>
-          <w:sz w:val="20"/>
+          <w:sz w:val="22"/>
           <w:szCs w:val="20"/>
         </w:rPr>
         <w:t xml:space="preserve">   Period</w:t>
@@ -78,7 +78,7 @@
           <w:caps/>
           <w:color w:val="003A70"/>
           <w:spacing w:val="12"/>
-          <w:sz w:val="19"/>
+          <w:sz w:val="22"/>
           <w:szCs w:val="19"/>
         </w:rPr>
         <w:t xml:space="preserve">Lesson 2-2  ·  Session 2  ·  Prerequisite Practice A  ·  Skill 1 of 2</w:t>
@@ -86,6 +86,7 @@
     </w:p>
     <w:p>
       <w:pPr>
+        <w:pStyle w:val="Heading1"/>
         <w:keepNext/>
         <w:spacing w:before="0" w:after="10" w:line="240" w:lineRule="auto"/>
       </w:pPr>
@@ -111,7 +112,7 @@
         <w:rPr>
           <w:rFonts w:ascii="Avenir Next" w:hAnsi="Avenir Next" w:cs="Avenir Next" w:eastAsia="Avenir Next"/>
           <w:color w:val="5A5F66"/>
-          <w:sz w:val="17"/>
+          <w:sz w:val="22"/>
           <w:szCs w:val="17"/>
         </w:rPr>
         <w:t xml:space="preserve">Builds on Grade 4 · 4.OA.C.5</w:t>
@@ -154,6 +155,7 @@
           </w:tcPr>
           <w:p>
             <w:pPr>
+              <w:pStyle w:val="Heading2"/>
               <w:spacing w:before="0" w:after="0" w:line="252" w:lineRule="auto"/>
             </w:pPr>
             <w:r>
@@ -183,7 +185,7 @@
               <w:rPr>
                 <w:rFonts w:ascii="Avenir Next" w:hAnsi="Avenir Next" w:cs="Avenir Next" w:eastAsia="Avenir Next"/>
                 <w:color w:val="1A1A1A"/>
-                <w:sz w:val="20"/>
+                <w:sz w:val="22"/>
                 <w:szCs w:val="20"/>
               </w:rPr>
               <w:t xml:space="preserve">You will name a histogram’s shape. In problem 5, bars 9, 5, 2, 1, 1 fall from left to right.</w:t>
@@ -203,6 +205,7 @@
           </w:tcPr>
           <w:p>
             <w:pPr>
+              <w:pStyle w:val="Heading2"/>
               <w:spacing w:before="0" w:after="0" w:line="252" w:lineRule="auto"/>
             </w:pPr>
             <w:r>
@@ -232,7 +235,7 @@
               <w:rPr>
                 <w:rFonts w:ascii="Avenir Next" w:hAnsi="Avenir Next" w:cs="Avenir Next" w:eastAsia="Avenir Next"/>
                 <w:color w:val="1A1A1A"/>
-                <w:sz w:val="20"/>
+                <w:sz w:val="22"/>
                 <w:szCs w:val="20"/>
               </w:rPr>
               <w:t xml:space="preserve">Tell if a list of bar heights rises, falls, or rises then falls.  </w:t>
@@ -242,7 +245,7 @@
                 <w:rFonts w:ascii="Avenir Next" w:hAnsi="Avenir Next" w:cs="Avenir Next" w:eastAsia="Avenir Next"/>
                 <w:b/>
                 <w:color w:val="1A1A1A"/>
-                <w:sz w:val="20"/>
+                <w:sz w:val="22"/>
                 <w:szCs w:val="20"/>
               </w:rPr>
               <w:t xml:space="preserve">You will use it in Practice Form A, problems 1 and 5.</w:t>
@@ -253,6 +256,7 @@
     </w:tbl>
     <w:p>
       <w:pPr>
+        <w:pStyle w:val="Heading2"/>
         <w:keepNext/>
         <w:pBdr>
           <w:bottom w:val="single" w:sz="8" w:space="3" w:color="003A70"/>
@@ -268,7 +272,7 @@
           <w:b/>
           <w:color w:val="003A70"/>
           <w:spacing w:val="14"/>
-          <w:sz w:val="19"/>
+          <w:sz w:val="22"/>
           <w:szCs w:val="19"/>
         </w:rPr>
         <w:t xml:space="preserve">STEPS TO FOLLOW</w:t>
@@ -287,7 +291,7 @@
           <w:rFonts w:ascii="Avenir Next" w:hAnsi="Avenir Next" w:cs="Avenir Next" w:eastAsia="Avenir Next"/>
           <w:i/>
           <w:color w:val="5A5F66"/>
-          <w:sz w:val="17"/>
+          <w:sz w:val="22"/>
           <w:szCs w:val="17"/>
         </w:rPr>
         <w:t xml:space="preserve">use these same steps on every problem</w:t>
@@ -329,6 +333,7 @@
           </w:tcPr>
           <w:p>
             <w:pPr>
+              <w:pStyle w:val="Heading1"/>
               <w:spacing w:before="0" w:after="0" w:line="240" w:lineRule="auto"/>
               <w:jc w:val="center"/>
             </w:pPr>
@@ -357,7 +362,7 @@
               <w:rPr>
                 <w:rFonts w:ascii="Avenir Next" w:hAnsi="Avenir Next" w:cs="Avenir Next" w:eastAsia="Avenir Next"/>
                 <w:color w:val="1A1A1A"/>
-                <w:sz w:val="21"/>
+                <w:sz w:val="22"/>
                 <w:szCs w:val="21"/>
               </w:rPr>
               <w:t xml:space="preserve">Find the </w:t>
@@ -367,7 +372,7 @@
                 <w:rFonts w:ascii="Avenir Next" w:hAnsi="Avenir Next" w:cs="Avenir Next" w:eastAsia="Avenir Next"/>
                 <w:b/>
                 <w:color w:val="1A1A1A"/>
-                <w:sz w:val="21"/>
+                <w:sz w:val="22"/>
                 <w:szCs w:val="21"/>
               </w:rPr>
               <w:t xml:space="preserve">peak</w:t>
@@ -376,7 +381,7 @@
               <w:rPr>
                 <w:rFonts w:ascii="Avenir Next" w:hAnsi="Avenir Next" w:cs="Avenir Next" w:eastAsia="Avenir Next"/>
                 <w:color w:val="1A1A1A"/>
-                <w:sz w:val="21"/>
+                <w:sz w:val="22"/>
                 <w:szCs w:val="21"/>
               </w:rPr>
               <w:t xml:space="preserve">, the largest number.</w:t>
@@ -395,6 +400,7 @@
           </w:tcPr>
           <w:p>
             <w:pPr>
+              <w:pStyle w:val="Heading1"/>
               <w:spacing w:before="0" w:after="0" w:line="240" w:lineRule="auto"/>
               <w:jc w:val="center"/>
             </w:pPr>
@@ -423,7 +429,7 @@
               <w:rPr>
                 <w:rFonts w:ascii="Avenir Next" w:hAnsi="Avenir Next" w:cs="Avenir Next" w:eastAsia="Avenir Next"/>
                 <w:color w:val="1A1A1A"/>
-                <w:sz w:val="21"/>
+                <w:sz w:val="22"/>
                 <w:szCs w:val="21"/>
               </w:rPr>
               <w:t xml:space="preserve">Is the peak </w:t>
@@ -433,7 +439,7 @@
                 <w:rFonts w:ascii="Avenir Next" w:hAnsi="Avenir Next" w:cs="Avenir Next" w:eastAsia="Avenir Next"/>
                 <w:b/>
                 <w:color w:val="1A1A1A"/>
-                <w:sz w:val="21"/>
+                <w:sz w:val="22"/>
                 <w:szCs w:val="21"/>
               </w:rPr>
               <w:t xml:space="preserve">first</w:t>
@@ -442,7 +448,7 @@
               <w:rPr>
                 <w:rFonts w:ascii="Avenir Next" w:hAnsi="Avenir Next" w:cs="Avenir Next" w:eastAsia="Avenir Next"/>
                 <w:color w:val="1A1A1A"/>
-                <w:sz w:val="21"/>
+                <w:sz w:val="22"/>
                 <w:szCs w:val="21"/>
               </w:rPr>
               <w:t xml:space="preserve">, last, or in the middle?</w:t>
@@ -461,6 +467,7 @@
           </w:tcPr>
           <w:p>
             <w:pPr>
+              <w:pStyle w:val="Heading1"/>
               <w:spacing w:before="0" w:after="0" w:line="240" w:lineRule="auto"/>
               <w:jc w:val="center"/>
             </w:pPr>
@@ -489,7 +496,7 @@
               <w:rPr>
                 <w:rFonts w:ascii="Avenir Next" w:hAnsi="Avenir Next" w:cs="Avenir Next" w:eastAsia="Avenir Next"/>
                 <w:color w:val="1A1A1A"/>
-                <w:sz w:val="21"/>
+                <w:sz w:val="22"/>
                 <w:szCs w:val="21"/>
               </w:rPr>
               <w:t xml:space="preserve">First: falls. Last: rises. Middle: </w:t>
@@ -499,7 +506,7 @@
                 <w:rFonts w:ascii="Avenir Next" w:hAnsi="Avenir Next" w:cs="Avenir Next" w:eastAsia="Avenir Next"/>
                 <w:b/>
                 <w:color w:val="1A1A1A"/>
-                <w:sz w:val="21"/>
+                <w:sz w:val="22"/>
                 <w:szCs w:val="21"/>
               </w:rPr>
               <w:t xml:space="preserve">rises, then falls</w:t>
@@ -508,7 +515,7 @@
               <w:rPr>
                 <w:rFonts w:ascii="Avenir Next" w:hAnsi="Avenir Next" w:cs="Avenir Next" w:eastAsia="Avenir Next"/>
                 <w:color w:val="1A1A1A"/>
-                <w:sz w:val="21"/>
+                <w:sz w:val="22"/>
                 <w:szCs w:val="21"/>
               </w:rPr>
               <w:t xml:space="preserve">.</w:t>
@@ -519,6 +526,7 @@
     </w:tbl>
     <w:p>
       <w:pPr>
+        <w:pStyle w:val="Heading2"/>
         <w:keepNext/>
         <w:pBdr>
           <w:bottom w:val="single" w:sz="8" w:space="3" w:color="003A70"/>
@@ -534,7 +542,7 @@
           <w:b/>
           <w:color w:val="003A70"/>
           <w:spacing w:val="14"/>
-          <w:sz w:val="19"/>
+          <w:sz w:val="22"/>
           <w:szCs w:val="19"/>
         </w:rPr>
         <w:t xml:space="preserve">WATCH ME</w:t>
@@ -553,7 +561,7 @@
           <w:rFonts w:ascii="Avenir Next" w:hAnsi="Avenir Next" w:cs="Avenir Next" w:eastAsia="Avenir Next"/>
           <w:i/>
           <w:color w:val="5A5F66"/>
-          <w:sz w:val="17"/>
+          <w:sz w:val="22"/>
           <w:szCs w:val="17"/>
         </w:rPr>
         <w:t xml:space="preserve">the steps in action</w:t>
@@ -568,7 +576,7 @@
           <w:rFonts w:ascii="Avenir Next" w:hAnsi="Avenir Next" w:cs="Avenir Next" w:eastAsia="Avenir Next"/>
           <w:b/>
           <w:color w:val="1A1A1A"/>
-          <w:sz w:val="21"/>
+          <w:sz w:val="22"/>
           <w:szCs w:val="21"/>
         </w:rPr>
         <w:t xml:space="preserve">Bar heights: 2, 5, 8, 4, 1. Describe the pattern.</w:t>
@@ -587,25 +595,25 @@
           <w:rFonts w:ascii="Avenir Next" w:hAnsi="Avenir Next" w:cs="Avenir Next" w:eastAsia="Avenir Next"/>
           <w:b/>
           <w:color w:val="003A70"/>
+          <w:sz w:val="22"/>
+          <w:szCs w:val="19"/>
+        </w:rPr>
+        <w:t xml:space="preserve">Step 1</w:t>
+      </w:r>
+      <w:r>
+        <w:rPr>
+          <w:rFonts w:ascii="Avenir Next" w:hAnsi="Avenir Next" w:cs="Avenir Next" w:eastAsia="Avenir Next"/>
+          <w:color w:val="1A1A1A"/>
           <w:sz w:val="19"/>
           <w:szCs w:val="19"/>
         </w:rPr>
-        <w:t xml:space="preserve">Step 1</w:t>
-      </w:r>
-      <w:r>
-        <w:rPr>
-          <w:rFonts w:ascii="Avenir Next" w:hAnsi="Avenir Next" w:cs="Avenir Next" w:eastAsia="Avenir Next"/>
-          <w:color w:val="1A1A1A"/>
-          <w:sz w:val="19"/>
-          <w:szCs w:val="19"/>
-        </w:rPr>
         <w:tab/>
       </w:r>
       <w:r>
         <w:rPr>
           <w:rFonts w:ascii="Avenir Next" w:hAnsi="Avenir Next" w:cs="Avenir Next" w:eastAsia="Avenir Next"/>
           <w:color w:val="1A1A1A"/>
-          <w:sz w:val="21"/>
+          <w:sz w:val="22"/>
           <w:szCs w:val="21"/>
         </w:rPr>
         <w:t xml:space="preserve">The peak is 8.</w:t>
@@ -624,25 +632,25 @@
           <w:rFonts w:ascii="Avenir Next" w:hAnsi="Avenir Next" w:cs="Avenir Next" w:eastAsia="Avenir Next"/>
           <w:b/>
           <w:color w:val="003A70"/>
+          <w:sz w:val="22"/>
+          <w:szCs w:val="19"/>
+        </w:rPr>
+        <w:t xml:space="preserve">Step 2</w:t>
+      </w:r>
+      <w:r>
+        <w:rPr>
+          <w:rFonts w:ascii="Avenir Next" w:hAnsi="Avenir Next" w:cs="Avenir Next" w:eastAsia="Avenir Next"/>
+          <w:color w:val="1A1A1A"/>
           <w:sz w:val="19"/>
           <w:szCs w:val="19"/>
         </w:rPr>
-        <w:t xml:space="preserve">Step 2</w:t>
-      </w:r>
-      <w:r>
-        <w:rPr>
-          <w:rFonts w:ascii="Avenir Next" w:hAnsi="Avenir Next" w:cs="Avenir Next" w:eastAsia="Avenir Next"/>
-          <w:color w:val="1A1A1A"/>
-          <w:sz w:val="19"/>
-          <w:szCs w:val="19"/>
-        </w:rPr>
         <w:tab/>
       </w:r>
       <w:r>
         <w:rPr>
           <w:rFonts w:ascii="Avenir Next" w:hAnsi="Avenir Next" w:cs="Avenir Next" w:eastAsia="Avenir Next"/>
           <w:color w:val="1A1A1A"/>
-          <w:sz w:val="21"/>
+          <w:sz w:val="22"/>
           <w:szCs w:val="21"/>
         </w:rPr>
         <w:t xml:space="preserve">8 is in the middle.</w:t>
@@ -661,25 +669,25 @@
           <w:rFonts w:ascii="Avenir Next" w:hAnsi="Avenir Next" w:cs="Avenir Next" w:eastAsia="Avenir Next"/>
           <w:b/>
           <w:color w:val="003A70"/>
+          <w:sz w:val="22"/>
+          <w:szCs w:val="19"/>
+        </w:rPr>
+        <w:t xml:space="preserve">Step 3</w:t>
+      </w:r>
+      <w:r>
+        <w:rPr>
+          <w:rFonts w:ascii="Avenir Next" w:hAnsi="Avenir Next" w:cs="Avenir Next" w:eastAsia="Avenir Next"/>
+          <w:color w:val="1A1A1A"/>
           <w:sz w:val="19"/>
           <w:szCs w:val="19"/>
         </w:rPr>
-        <w:t xml:space="preserve">Step 3</w:t>
-      </w:r>
-      <w:r>
-        <w:rPr>
-          <w:rFonts w:ascii="Avenir Next" w:hAnsi="Avenir Next" w:cs="Avenir Next" w:eastAsia="Avenir Next"/>
-          <w:color w:val="1A1A1A"/>
-          <w:sz w:val="19"/>
-          <w:szCs w:val="19"/>
-        </w:rPr>
         <w:tab/>
       </w:r>
       <w:r>
         <w:rPr>
           <w:rFonts w:ascii="Avenir Next" w:hAnsi="Avenir Next" w:cs="Avenir Next" w:eastAsia="Avenir Next"/>
           <w:color w:val="1A1A1A"/>
-          <w:sz w:val="21"/>
+          <w:sz w:val="22"/>
           <w:szCs w:val="21"/>
         </w:rPr>
         <w:t xml:space="preserve">Middle: rises, then falls.</w:t>
@@ -698,18 +706,18 @@
           <w:rFonts w:ascii="Avenir Next" w:hAnsi="Avenir Next" w:cs="Avenir Next" w:eastAsia="Avenir Next"/>
           <w:b/>
           <w:color w:val="1A1A1A"/>
+          <w:sz w:val="22"/>
+          <w:szCs w:val="21"/>
+        </w:rPr>
+        <w:t xml:space="preserve">Answer</w:t>
+      </w:r>
+      <w:r>
+        <w:rPr>
+          <w:rFonts w:ascii="Avenir Next" w:hAnsi="Avenir Next" w:cs="Avenir Next" w:eastAsia="Avenir Next"/>
+          <w:color w:val="1A1A1A"/>
           <w:sz w:val="21"/>
           <w:szCs w:val="21"/>
         </w:rPr>
-        <w:t xml:space="preserve">Answer</w:t>
-      </w:r>
-      <w:r>
-        <w:rPr>
-          <w:rFonts w:ascii="Avenir Next" w:hAnsi="Avenir Next" w:cs="Avenir Next" w:eastAsia="Avenir Next"/>
-          <w:color w:val="1A1A1A"/>
-          <w:sz w:val="21"/>
-          <w:szCs w:val="21"/>
-        </w:rPr>
         <w:tab/>
       </w:r>
       <w:r>
@@ -717,7 +725,7 @@
           <w:rFonts w:ascii="Avenir Next" w:hAnsi="Avenir Next" w:cs="Avenir Next" w:eastAsia="Avenir Next"/>
           <w:b/>
           <w:color w:val="1A1A1A"/>
-          <w:sz w:val="21"/>
+          <w:sz w:val="22"/>
           <w:szCs w:val="21"/>
         </w:rPr>
         <w:t xml:space="preserve">rises, then falls</w:t>
@@ -725,6 +733,7 @@
     </w:p>
     <w:p>
       <w:pPr>
+        <w:pStyle w:val="Heading2"/>
         <w:keepNext/>
         <w:pBdr>
           <w:bottom w:val="single" w:sz="8" w:space="3" w:color="003A70"/>
@@ -740,7 +749,7 @@
           <w:b/>
           <w:color w:val="003A70"/>
           <w:spacing w:val="14"/>
-          <w:sz w:val="19"/>
+          <w:sz w:val="22"/>
           <w:szCs w:val="19"/>
         </w:rPr>
         <w:t xml:space="preserve">TRY IT WITH HELP</w:t>
@@ -759,7 +768,7 @@
           <w:rFonts w:ascii="Avenir Next" w:hAnsi="Avenir Next" w:cs="Avenir Next" w:eastAsia="Avenir Next"/>
           <w:i/>
           <w:color w:val="5A5F66"/>
-          <w:sz w:val="17"/>
+          <w:sz w:val="22"/>
           <w:szCs w:val="17"/>
         </w:rPr>
         <w:t xml:space="preserve">fill in each step</w:t>
@@ -817,35 +826,35 @@
           <w:rFonts w:ascii="Avenir Next" w:hAnsi="Avenir Next" w:cs="Avenir Next" w:eastAsia="Avenir Next"/>
           <w:b/>
           <w:color w:val="003A70"/>
+          <w:sz w:val="22"/>
+          <w:szCs w:val="18"/>
+        </w:rPr>
+        <w:t xml:space="preserve">Step 1</w:t>
+      </w:r>
+      <w:r>
+        <w:rPr>
+          <w:rFonts w:ascii="Avenir Next" w:hAnsi="Avenir Next" w:cs="Avenir Next" w:eastAsia="Avenir Next"/>
+          <w:color w:val="1A1A1A"/>
           <w:sz w:val="18"/>
           <w:szCs w:val="18"/>
         </w:rPr>
-        <w:t xml:space="preserve">Step 1</w:t>
-      </w:r>
-      <w:r>
-        <w:rPr>
-          <w:rFonts w:ascii="Avenir Next" w:hAnsi="Avenir Next" w:cs="Avenir Next" w:eastAsia="Avenir Next"/>
-          <w:color w:val="1A1A1A"/>
-          <w:sz w:val="18"/>
-          <w:szCs w:val="18"/>
-        </w:rPr>
         <w:tab/>
       </w:r>
       <w:r>
         <w:rPr>
           <w:rFonts w:ascii="Avenir Next" w:hAnsi="Avenir Next" w:cs="Avenir Next" w:eastAsia="Avenir Next"/>
           <w:color w:val="1A1A1A"/>
+          <w:sz w:val="22"/>
+          <w:szCs w:val="21"/>
+        </w:rPr>
+        <w:t xml:space="preserve">The peak is </w:t>
+      </w:r>
+      <w:r>
+        <w:rPr>
+          <w:rFonts w:ascii="Avenir Next" w:hAnsi="Avenir Next" w:cs="Avenir Next" w:eastAsia="Avenir Next"/>
+          <w:color w:val="1A1A1A"/>
           <w:sz w:val="21"/>
           <w:szCs w:val="21"/>
-        </w:rPr>
-        <w:t xml:space="preserve">The peak is </w:t>
-      </w:r>
-      <w:r>
-        <w:rPr>
-          <w:rFonts w:ascii="Avenir Next" w:hAnsi="Avenir Next" w:cs="Avenir Next" w:eastAsia="Avenir Next"/>
-          <w:color w:val="1A1A1A"/>
-          <w:sz w:val="21"/>
-          <w:szCs w:val="21"/>
           <w:u w:val="single"/>
         </w:rPr>
         <w:t xml:space="preserve">                </w:t>
@@ -854,7 +863,7 @@
         <w:rPr>
           <w:rFonts w:ascii="Avenir Next" w:hAnsi="Avenir Next" w:cs="Avenir Next" w:eastAsia="Avenir Next"/>
           <w:color w:val="1A1A1A"/>
-          <w:sz w:val="21"/>
+          <w:sz w:val="22"/>
           <w:szCs w:val="21"/>
         </w:rPr>
         <w:t xml:space="preserve">.</w:t>
@@ -874,35 +883,35 @@
           <w:rFonts w:ascii="Avenir Next" w:hAnsi="Avenir Next" w:cs="Avenir Next" w:eastAsia="Avenir Next"/>
           <w:b/>
           <w:color w:val="003A70"/>
+          <w:sz w:val="22"/>
+          <w:szCs w:val="18"/>
+        </w:rPr>
+        <w:t xml:space="preserve">Step 2</w:t>
+      </w:r>
+      <w:r>
+        <w:rPr>
+          <w:rFonts w:ascii="Avenir Next" w:hAnsi="Avenir Next" w:cs="Avenir Next" w:eastAsia="Avenir Next"/>
+          <w:color w:val="1A1A1A"/>
           <w:sz w:val="18"/>
           <w:szCs w:val="18"/>
         </w:rPr>
-        <w:t xml:space="preserve">Step 2</w:t>
-      </w:r>
-      <w:r>
-        <w:rPr>
-          <w:rFonts w:ascii="Avenir Next" w:hAnsi="Avenir Next" w:cs="Avenir Next" w:eastAsia="Avenir Next"/>
-          <w:color w:val="1A1A1A"/>
-          <w:sz w:val="18"/>
-          <w:szCs w:val="18"/>
-        </w:rPr>
         <w:tab/>
       </w:r>
       <w:r>
         <w:rPr>
           <w:rFonts w:ascii="Avenir Next" w:hAnsi="Avenir Next" w:cs="Avenir Next" w:eastAsia="Avenir Next"/>
           <w:color w:val="1A1A1A"/>
+          <w:sz w:val="22"/>
+          <w:szCs w:val="21"/>
+        </w:rPr>
+        <w:t xml:space="preserve">The peak is </w:t>
+      </w:r>
+      <w:r>
+        <w:rPr>
+          <w:rFonts w:ascii="Avenir Next" w:hAnsi="Avenir Next" w:cs="Avenir Next" w:eastAsia="Avenir Next"/>
+          <w:color w:val="1A1A1A"/>
           <w:sz w:val="21"/>
           <w:szCs w:val="21"/>
-        </w:rPr>
-        <w:t xml:space="preserve">The peak is </w:t>
-      </w:r>
-      <w:r>
-        <w:rPr>
-          <w:rFonts w:ascii="Avenir Next" w:hAnsi="Avenir Next" w:cs="Avenir Next" w:eastAsia="Avenir Next"/>
-          <w:color w:val="1A1A1A"/>
-          <w:sz w:val="21"/>
-          <w:szCs w:val="21"/>
           <w:u w:val="single"/>
         </w:rPr>
         <w:t xml:space="preserve">                </w:t>
@@ -911,7 +920,7 @@
         <w:rPr>
           <w:rFonts w:ascii="Avenir Next" w:hAnsi="Avenir Next" w:cs="Avenir Next" w:eastAsia="Avenir Next"/>
           <w:color w:val="1A1A1A"/>
-          <w:sz w:val="21"/>
+          <w:sz w:val="22"/>
           <w:szCs w:val="21"/>
         </w:rPr>
         <w:t xml:space="preserve"> in the list.</w:t>
@@ -931,35 +940,35 @@
           <w:rFonts w:ascii="Avenir Next" w:hAnsi="Avenir Next" w:cs="Avenir Next" w:eastAsia="Avenir Next"/>
           <w:b/>
           <w:color w:val="003A70"/>
+          <w:sz w:val="22"/>
+          <w:szCs w:val="18"/>
+        </w:rPr>
+        <w:t xml:space="preserve">Step 3</w:t>
+      </w:r>
+      <w:r>
+        <w:rPr>
+          <w:rFonts w:ascii="Avenir Next" w:hAnsi="Avenir Next" w:cs="Avenir Next" w:eastAsia="Avenir Next"/>
+          <w:color w:val="1A1A1A"/>
           <w:sz w:val="18"/>
           <w:szCs w:val="18"/>
         </w:rPr>
-        <w:t xml:space="preserve">Step 3</w:t>
-      </w:r>
-      <w:r>
-        <w:rPr>
-          <w:rFonts w:ascii="Avenir Next" w:hAnsi="Avenir Next" w:cs="Avenir Next" w:eastAsia="Avenir Next"/>
-          <w:color w:val="1A1A1A"/>
-          <w:sz w:val="18"/>
-          <w:szCs w:val="18"/>
-        </w:rPr>
         <w:tab/>
       </w:r>
       <w:r>
         <w:rPr>
           <w:rFonts w:ascii="Avenir Next" w:hAnsi="Avenir Next" w:cs="Avenir Next" w:eastAsia="Avenir Next"/>
           <w:color w:val="1A1A1A"/>
+          <w:sz w:val="22"/>
+          <w:szCs w:val="21"/>
+        </w:rPr>
+        <w:t xml:space="preserve">The pattern </w:t>
+      </w:r>
+      <w:r>
+        <w:rPr>
+          <w:rFonts w:ascii="Avenir Next" w:hAnsi="Avenir Next" w:cs="Avenir Next" w:eastAsia="Avenir Next"/>
+          <w:color w:val="1A1A1A"/>
           <w:sz w:val="21"/>
           <w:szCs w:val="21"/>
-        </w:rPr>
-        <w:t xml:space="preserve">The pattern </w:t>
-      </w:r>
-      <w:r>
-        <w:rPr>
-          <w:rFonts w:ascii="Avenir Next" w:hAnsi="Avenir Next" w:cs="Avenir Next" w:eastAsia="Avenir Next"/>
-          <w:color w:val="1A1A1A"/>
-          <w:sz w:val="21"/>
-          <w:szCs w:val="21"/>
           <w:u w:val="single"/>
         </w:rPr>
         <w:t xml:space="preserve">                </w:t>
@@ -968,7 +977,7 @@
         <w:rPr>
           <w:rFonts w:ascii="Avenir Next" w:hAnsi="Avenir Next" w:cs="Avenir Next" w:eastAsia="Avenir Next"/>
           <w:color w:val="1A1A1A"/>
-          <w:sz w:val="21"/>
+          <w:sz w:val="22"/>
           <w:szCs w:val="21"/>
         </w:rPr>
         <w:t xml:space="preserve">.</w:t>
@@ -1031,35 +1040,35 @@
           <w:rFonts w:ascii="Avenir Next" w:hAnsi="Avenir Next" w:cs="Avenir Next" w:eastAsia="Avenir Next"/>
           <w:b/>
           <w:color w:val="003A70"/>
+          <w:sz w:val="22"/>
+          <w:szCs w:val="18"/>
+        </w:rPr>
+        <w:t xml:space="preserve">Step 1</w:t>
+      </w:r>
+      <w:r>
+        <w:rPr>
+          <w:rFonts w:ascii="Avenir Next" w:hAnsi="Avenir Next" w:cs="Avenir Next" w:eastAsia="Avenir Next"/>
+          <w:color w:val="1A1A1A"/>
           <w:sz w:val="18"/>
           <w:szCs w:val="18"/>
         </w:rPr>
-        <w:t xml:space="preserve">Step 1</w:t>
-      </w:r>
-      <w:r>
-        <w:rPr>
-          <w:rFonts w:ascii="Avenir Next" w:hAnsi="Avenir Next" w:cs="Avenir Next" w:eastAsia="Avenir Next"/>
-          <w:color w:val="1A1A1A"/>
-          <w:sz w:val="18"/>
-          <w:szCs w:val="18"/>
-        </w:rPr>
         <w:tab/>
       </w:r>
       <w:r>
         <w:rPr>
           <w:rFonts w:ascii="Avenir Next" w:hAnsi="Avenir Next" w:cs="Avenir Next" w:eastAsia="Avenir Next"/>
           <w:color w:val="1A1A1A"/>
+          <w:sz w:val="22"/>
+          <w:szCs w:val="21"/>
+        </w:rPr>
+        <w:t xml:space="preserve">The peak is </w:t>
+      </w:r>
+      <w:r>
+        <w:rPr>
+          <w:rFonts w:ascii="Avenir Next" w:hAnsi="Avenir Next" w:cs="Avenir Next" w:eastAsia="Avenir Next"/>
+          <w:color w:val="1A1A1A"/>
           <w:sz w:val="21"/>
           <w:szCs w:val="21"/>
-        </w:rPr>
-        <w:t xml:space="preserve">The peak is </w:t>
-      </w:r>
-      <w:r>
-        <w:rPr>
-          <w:rFonts w:ascii="Avenir Next" w:hAnsi="Avenir Next" w:cs="Avenir Next" w:eastAsia="Avenir Next"/>
-          <w:color w:val="1A1A1A"/>
-          <w:sz w:val="21"/>
-          <w:szCs w:val="21"/>
           <w:u w:val="single"/>
         </w:rPr>
         <w:t xml:space="preserve">                </w:t>
@@ -1068,7 +1077,7 @@
         <w:rPr>
           <w:rFonts w:ascii="Avenir Next" w:hAnsi="Avenir Next" w:cs="Avenir Next" w:eastAsia="Avenir Next"/>
           <w:color w:val="1A1A1A"/>
-          <w:sz w:val="21"/>
+          <w:sz w:val="22"/>
           <w:szCs w:val="21"/>
         </w:rPr>
         <w:t xml:space="preserve">.</w:t>
@@ -1088,35 +1097,35 @@
           <w:rFonts w:ascii="Avenir Next" w:hAnsi="Avenir Next" w:cs="Avenir Next" w:eastAsia="Avenir Next"/>
           <w:b/>
           <w:color w:val="003A70"/>
+          <w:sz w:val="22"/>
+          <w:szCs w:val="18"/>
+        </w:rPr>
+        <w:t xml:space="preserve">Step 2</w:t>
+      </w:r>
+      <w:r>
+        <w:rPr>
+          <w:rFonts w:ascii="Avenir Next" w:hAnsi="Avenir Next" w:cs="Avenir Next" w:eastAsia="Avenir Next"/>
+          <w:color w:val="1A1A1A"/>
           <w:sz w:val="18"/>
           <w:szCs w:val="18"/>
         </w:rPr>
-        <w:t xml:space="preserve">Step 2</w:t>
-      </w:r>
-      <w:r>
-        <w:rPr>
-          <w:rFonts w:ascii="Avenir Next" w:hAnsi="Avenir Next" w:cs="Avenir Next" w:eastAsia="Avenir Next"/>
-          <w:color w:val="1A1A1A"/>
-          <w:sz w:val="18"/>
-          <w:szCs w:val="18"/>
-        </w:rPr>
         <w:tab/>
       </w:r>
       <w:r>
         <w:rPr>
           <w:rFonts w:ascii="Avenir Next" w:hAnsi="Avenir Next" w:cs="Avenir Next" w:eastAsia="Avenir Next"/>
           <w:color w:val="1A1A1A"/>
+          <w:sz w:val="22"/>
+          <w:szCs w:val="21"/>
+        </w:rPr>
+        <w:t xml:space="preserve">The peak is </w:t>
+      </w:r>
+      <w:r>
+        <w:rPr>
+          <w:rFonts w:ascii="Avenir Next" w:hAnsi="Avenir Next" w:cs="Avenir Next" w:eastAsia="Avenir Next"/>
+          <w:color w:val="1A1A1A"/>
           <w:sz w:val="21"/>
           <w:szCs w:val="21"/>
-        </w:rPr>
-        <w:t xml:space="preserve">The peak is </w:t>
-      </w:r>
-      <w:r>
-        <w:rPr>
-          <w:rFonts w:ascii="Avenir Next" w:hAnsi="Avenir Next" w:cs="Avenir Next" w:eastAsia="Avenir Next"/>
-          <w:color w:val="1A1A1A"/>
-          <w:sz w:val="21"/>
-          <w:szCs w:val="21"/>
           <w:u w:val="single"/>
         </w:rPr>
         <w:t xml:space="preserve">                </w:t>
@@ -1125,7 +1134,7 @@
         <w:rPr>
           <w:rFonts w:ascii="Avenir Next" w:hAnsi="Avenir Next" w:cs="Avenir Next" w:eastAsia="Avenir Next"/>
           <w:color w:val="1A1A1A"/>
-          <w:sz w:val="21"/>
+          <w:sz w:val="22"/>
           <w:szCs w:val="21"/>
         </w:rPr>
         <w:t xml:space="preserve"> in the list.</w:t>
@@ -1145,35 +1154,35 @@
           <w:rFonts w:ascii="Avenir Next" w:hAnsi="Avenir Next" w:cs="Avenir Next" w:eastAsia="Avenir Next"/>
           <w:b/>
           <w:color w:val="003A70"/>
+          <w:sz w:val="22"/>
+          <w:szCs w:val="18"/>
+        </w:rPr>
+        <w:t xml:space="preserve">Step 3</w:t>
+      </w:r>
+      <w:r>
+        <w:rPr>
+          <w:rFonts w:ascii="Avenir Next" w:hAnsi="Avenir Next" w:cs="Avenir Next" w:eastAsia="Avenir Next"/>
+          <w:color w:val="1A1A1A"/>
           <w:sz w:val="18"/>
           <w:szCs w:val="18"/>
         </w:rPr>
-        <w:t xml:space="preserve">Step 3</w:t>
-      </w:r>
-      <w:r>
-        <w:rPr>
-          <w:rFonts w:ascii="Avenir Next" w:hAnsi="Avenir Next" w:cs="Avenir Next" w:eastAsia="Avenir Next"/>
-          <w:color w:val="1A1A1A"/>
-          <w:sz w:val="18"/>
-          <w:szCs w:val="18"/>
-        </w:rPr>
         <w:tab/>
       </w:r>
       <w:r>
         <w:rPr>
           <w:rFonts w:ascii="Avenir Next" w:hAnsi="Avenir Next" w:cs="Avenir Next" w:eastAsia="Avenir Next"/>
           <w:color w:val="1A1A1A"/>
+          <w:sz w:val="22"/>
+          <w:szCs w:val="21"/>
+        </w:rPr>
+        <w:t xml:space="preserve">The pattern </w:t>
+      </w:r>
+      <w:r>
+        <w:rPr>
+          <w:rFonts w:ascii="Avenir Next" w:hAnsi="Avenir Next" w:cs="Avenir Next" w:eastAsia="Avenir Next"/>
+          <w:color w:val="1A1A1A"/>
           <w:sz w:val="21"/>
           <w:szCs w:val="21"/>
-        </w:rPr>
-        <w:t xml:space="preserve">The pattern </w:t>
-      </w:r>
-      <w:r>
-        <w:rPr>
-          <w:rFonts w:ascii="Avenir Next" w:hAnsi="Avenir Next" w:cs="Avenir Next" w:eastAsia="Avenir Next"/>
-          <w:color w:val="1A1A1A"/>
-          <w:sz w:val="21"/>
-          <w:szCs w:val="21"/>
           <w:u w:val="single"/>
         </w:rPr>
         <w:t xml:space="preserve">                </w:t>
@@ -1182,7 +1191,7 @@
         <w:rPr>
           <w:rFonts w:ascii="Avenir Next" w:hAnsi="Avenir Next" w:cs="Avenir Next" w:eastAsia="Avenir Next"/>
           <w:color w:val="1A1A1A"/>
-          <w:sz w:val="21"/>
+          <w:sz w:val="22"/>
           <w:szCs w:val="21"/>
         </w:rPr>
         <w:t xml:space="preserve">.</w:t>
@@ -1195,6 +1204,7 @@
     </w:p>
     <w:p>
       <w:pPr>
+        <w:pStyle w:val="Heading2"/>
         <w:keepNext/>
         <w:pBdr>
           <w:bottom w:val="single" w:sz="8" w:space="3" w:color="003A70"/>
@@ -1210,7 +1220,7 @@
           <w:b/>
           <w:color w:val="003A70"/>
           <w:spacing w:val="14"/>
-          <w:sz w:val="19"/>
+          <w:sz w:val="22"/>
           <w:szCs w:val="19"/>
         </w:rPr>
         <w:t xml:space="preserve">YOUR TURN</w:t>
@@ -1229,7 +1239,7 @@
           <w:rFonts w:ascii="Avenir Next" w:hAnsi="Avenir Next" w:cs="Avenir Next" w:eastAsia="Avenir Next"/>
           <w:i/>
           <w:color w:val="5A5F66"/>
-          <w:sz w:val="17"/>
+          <w:sz w:val="22"/>
           <w:szCs w:val="17"/>
         </w:rPr>
         <w:t xml:space="preserve">use the steps on your own</w:t>
@@ -1745,7 +1755,7 @@
       <w:pPr>
         <w:pageBreakBefore/>
         <w:keepNext/>
-        <w:spacing w:before="0" w:after="12" w:line="264" w:lineRule="auto"/>
+        <w:spacing w:before="0" w:after="12" w:line="252" w:lineRule="auto"/>
       </w:pPr>
       <w:r>
         <w:rPr>
@@ -1754,7 +1764,7 @@
           <w:caps/>
           <w:color w:val="003A70"/>
           <w:spacing w:val="12"/>
-          <w:sz w:val="19"/>
+          <w:sz w:val="22"/>
           <w:szCs w:val="19"/>
         </w:rPr>
         <w:t xml:space="preserve">Lesson 2-2  ·  Session 2  ·  Prerequisite Practice A  ·  Skill 2 of 2</w:t>
@@ -1762,6 +1772,7 @@
     </w:p>
     <w:p>
       <w:pPr>
+        <w:pStyle w:val="Heading1"/>
         <w:keepNext/>
         <w:spacing w:before="0" w:after="10" w:line="240" w:lineRule="auto"/>
       </w:pPr>
@@ -1781,13 +1792,13 @@
         <w:pBdr>
           <w:bottom w:val="single" w:sz="4" w:space="5" w:color="C9CDD2"/>
         </w:pBdr>
-        <w:spacing w:before="0" w:after="60" w:line="264" w:lineRule="auto"/>
+        <w:spacing w:before="0" w:after="60" w:line="252" w:lineRule="auto"/>
       </w:pPr>
       <w:r>
         <w:rPr>
           <w:rFonts w:ascii="Avenir Next" w:hAnsi="Avenir Next" w:cs="Avenir Next" w:eastAsia="Avenir Next"/>
           <w:color w:val="5A5F66"/>
-          <w:sz w:val="17"/>
+          <w:sz w:val="22"/>
           <w:szCs w:val="17"/>
         </w:rPr>
         <w:t xml:space="preserve">Builds on Grade 3 · 3.MD.B.3</w:t>
@@ -1830,7 +1841,8 @@
           </w:tcPr>
           <w:p>
             <w:pPr>
-              <w:spacing w:before="0" w:after="0" w:line="252" w:lineRule="auto"/>
+              <w:pStyle w:val="Heading2"/>
+              <w:spacing w:before="0" w:after="0" w:line="246" w:lineRule="auto"/>
             </w:pPr>
             <w:r>
               <w:rPr>
@@ -1853,13 +1865,13 @@
           </w:tcPr>
           <w:p>
             <w:pPr>
-              <w:spacing w:before="0" w:after="0" w:line="264" w:lineRule="auto"/>
+              <w:spacing w:before="0" w:after="0" w:line="252" w:lineRule="auto"/>
             </w:pPr>
             <w:r>
               <w:rPr>
                 <w:rFonts w:ascii="Avenir Next" w:hAnsi="Avenir Next" w:cs="Avenir Next" w:eastAsia="Avenir Next"/>
                 <w:color w:val="1A1A1A"/>
-                <w:sz w:val="20"/>
+                <w:sz w:val="22"/>
                 <w:szCs w:val="20"/>
               </w:rPr>
               <w:t xml:space="preserve">In Session 1 problem 4, there are 9 values in all. Bars of 2 and 4 hold 6. You subtract to find the last bar.</w:t>
@@ -1879,7 +1891,8 @@
           </w:tcPr>
           <w:p>
             <w:pPr>
-              <w:spacing w:before="0" w:after="0" w:line="252" w:lineRule="auto"/>
+              <w:pStyle w:val="Heading2"/>
+              <w:spacing w:before="0" w:after="0" w:line="246" w:lineRule="auto"/>
             </w:pPr>
             <w:r>
               <w:rPr>
@@ -1902,13 +1915,13 @@
           </w:tcPr>
           <w:p>
             <w:pPr>
-              <w:spacing w:before="0" w:after="0" w:line="264" w:lineRule="auto"/>
+              <w:spacing w:before="0" w:after="0" w:line="252" w:lineRule="auto"/>
             </w:pPr>
             <w:r>
               <w:rPr>
                 <w:rFonts w:ascii="Avenir Next" w:hAnsi="Avenir Next" w:cs="Avenir Next" w:eastAsia="Avenir Next"/>
                 <w:color w:val="1A1A1A"/>
-                <w:sz w:val="20"/>
+                <w:sz w:val="22"/>
                 <w:szCs w:val="20"/>
               </w:rPr>
               <w:t xml:space="preserve">Subtract to find how many more one bar holds.  </w:t>
@@ -1918,7 +1931,7 @@
                 <w:rFonts w:ascii="Avenir Next" w:hAnsi="Avenir Next" w:cs="Avenir Next" w:eastAsia="Avenir Next"/>
                 <w:b/>
                 <w:color w:val="1A1A1A"/>
-                <w:sz w:val="20"/>
+                <w:sz w:val="22"/>
                 <w:szCs w:val="20"/>
               </w:rPr>
               <w:t xml:space="preserve">You will use it in Session 1 Practice Form A, problem 4.</w:t>
@@ -1929,6 +1942,7 @@
     </w:tbl>
     <w:p>
       <w:pPr>
+        <w:pStyle w:val="Heading2"/>
         <w:keepNext/>
         <w:pBdr>
           <w:bottom w:val="single" w:sz="8" w:space="3" w:color="003A70"/>
@@ -1944,7 +1958,7 @@
           <w:b/>
           <w:color w:val="003A70"/>
           <w:spacing w:val="14"/>
-          <w:sz w:val="19"/>
+          <w:sz w:val="22"/>
           <w:szCs w:val="19"/>
         </w:rPr>
         <w:t xml:space="preserve">STEPS TO FOLLOW</w:t>
@@ -1963,7 +1977,7 @@
           <w:rFonts w:ascii="Avenir Next" w:hAnsi="Avenir Next" w:cs="Avenir Next" w:eastAsia="Avenir Next"/>
           <w:i/>
           <w:color w:val="5A5F66"/>
-          <w:sz w:val="17"/>
+          <w:sz w:val="22"/>
           <w:szCs w:val="17"/>
         </w:rPr>
         <w:t xml:space="preserve">use these same steps on every problem</w:t>
@@ -2005,6 +2019,7 @@
           </w:tcPr>
           <w:p>
             <w:pPr>
+              <w:pStyle w:val="Heading1"/>
               <w:spacing w:before="0" w:after="0" w:line="240" w:lineRule="auto"/>
               <w:jc w:val="center"/>
             </w:pPr>
@@ -2027,13 +2042,13 @@
           </w:tcPr>
           <w:p>
             <w:pPr>
-              <w:spacing w:before="0" w:after="0" w:line="264" w:lineRule="auto"/>
+              <w:spacing w:before="0" w:after="0" w:line="252" w:lineRule="auto"/>
             </w:pPr>
             <w:r>
               <w:rPr>
                 <w:rFonts w:ascii="Avenir Next" w:hAnsi="Avenir Next" w:cs="Avenir Next" w:eastAsia="Avenir Next"/>
                 <w:color w:val="1A1A1A"/>
-                <w:sz w:val="21"/>
+                <w:sz w:val="22"/>
                 <w:szCs w:val="21"/>
               </w:rPr>
               <w:t xml:space="preserve">Find the </w:t>
@@ -2043,7 +2058,7 @@
                 <w:rFonts w:ascii="Avenir Next" w:hAnsi="Avenir Next" w:cs="Avenir Next" w:eastAsia="Avenir Next"/>
                 <w:b/>
                 <w:color w:val="1A1A1A"/>
-                <w:sz w:val="21"/>
+                <w:sz w:val="22"/>
                 <w:szCs w:val="21"/>
               </w:rPr>
               <w:t xml:space="preserve">two</w:t>
@@ -2052,7 +2067,7 @@
               <w:rPr>
                 <w:rFonts w:ascii="Avenir Next" w:hAnsi="Avenir Next" w:cs="Avenir Next" w:eastAsia="Avenir Next"/>
                 <w:color w:val="1A1A1A"/>
-                <w:sz w:val="21"/>
+                <w:sz w:val="22"/>
                 <w:szCs w:val="21"/>
               </w:rPr>
               <w:t xml:space="preserve"> numbers to compare.</w:t>
@@ -2071,6 +2086,7 @@
           </w:tcPr>
           <w:p>
             <w:pPr>
+              <w:pStyle w:val="Heading1"/>
               <w:spacing w:before="0" w:after="0" w:line="240" w:lineRule="auto"/>
               <w:jc w:val="center"/>
             </w:pPr>
@@ -2093,14 +2109,14 @@
           </w:tcPr>
           <w:p>
             <w:pPr>
-              <w:spacing w:before="0" w:after="0" w:line="264" w:lineRule="auto"/>
+              <w:spacing w:before="0" w:after="0" w:line="252" w:lineRule="auto"/>
             </w:pPr>
             <w:r>
               <w:rPr>
                 <w:rFonts w:ascii="Avenir Next" w:hAnsi="Avenir Next" w:cs="Avenir Next" w:eastAsia="Avenir Next"/>
                 <w:b/>
                 <w:color w:val="1A1A1A"/>
-                <w:sz w:val="21"/>
+                <w:sz w:val="22"/>
                 <w:szCs w:val="21"/>
               </w:rPr>
               <w:t xml:space="preserve">Subtract</w:t>
@@ -2109,7 +2125,7 @@
               <w:rPr>
                 <w:rFonts w:ascii="Avenir Next" w:hAnsi="Avenir Next" w:cs="Avenir Next" w:eastAsia="Avenir Next"/>
                 <w:color w:val="1A1A1A"/>
-                <w:sz w:val="21"/>
+                <w:sz w:val="22"/>
                 <w:szCs w:val="21"/>
               </w:rPr>
               <w:t xml:space="preserve">: greater minus smaller.</w:t>
@@ -2128,6 +2144,7 @@
           </w:tcPr>
           <w:p>
             <w:pPr>
+              <w:pStyle w:val="Heading1"/>
               <w:spacing w:before="0" w:after="0" w:line="240" w:lineRule="auto"/>
               <w:jc w:val="center"/>
             </w:pPr>
@@ -2150,13 +2167,13 @@
           </w:tcPr>
           <w:p>
             <w:pPr>
-              <w:spacing w:before="0" w:after="0" w:line="264" w:lineRule="auto"/>
+              <w:spacing w:before="0" w:after="0" w:line="252" w:lineRule="auto"/>
             </w:pPr>
             <w:r>
               <w:rPr>
                 <w:rFonts w:ascii="Avenir Next" w:hAnsi="Avenir Next" w:cs="Avenir Next" w:eastAsia="Avenir Next"/>
                 <w:color w:val="1A1A1A"/>
-                <w:sz w:val="21"/>
+                <w:sz w:val="22"/>
                 <w:szCs w:val="21"/>
               </w:rPr>
               <w:t xml:space="preserve">Say how many </w:t>
@@ -2166,7 +2183,7 @@
                 <w:rFonts w:ascii="Avenir Next" w:hAnsi="Avenir Next" w:cs="Avenir Next" w:eastAsia="Avenir Next"/>
                 <w:b/>
                 <w:color w:val="1A1A1A"/>
-                <w:sz w:val="21"/>
+                <w:sz w:val="22"/>
                 <w:szCs w:val="21"/>
               </w:rPr>
               <w:t xml:space="preserve">more</w:t>
@@ -2175,7 +2192,7 @@
               <w:rPr>
                 <w:rFonts w:ascii="Avenir Next" w:hAnsi="Avenir Next" w:cs="Avenir Next" w:eastAsia="Avenir Next"/>
                 <w:color w:val="1A1A1A"/>
-                <w:sz w:val="21"/>
+                <w:sz w:val="22"/>
                 <w:szCs w:val="21"/>
               </w:rPr>
               <w:t xml:space="preserve"> in a sentence.</w:t>
@@ -2186,6 +2203,7 @@
     </w:tbl>
     <w:p>
       <w:pPr>
+        <w:pStyle w:val="Heading2"/>
         <w:keepNext/>
         <w:pBdr>
           <w:bottom w:val="single" w:sz="8" w:space="3" w:color="003A70"/>
@@ -2201,7 +2219,7 @@
           <w:b/>
           <w:color w:val="003A70"/>
           <w:spacing w:val="14"/>
-          <w:sz w:val="19"/>
+          <w:sz w:val="22"/>
           <w:szCs w:val="19"/>
         </w:rPr>
         <w:t xml:space="preserve">WATCH ME</w:t>
@@ -2220,7 +2238,7 @@
           <w:rFonts w:ascii="Avenir Next" w:hAnsi="Avenir Next" w:cs="Avenir Next" w:eastAsia="Avenir Next"/>
           <w:i/>
           <w:color w:val="5A5F66"/>
-          <w:sz w:val="17"/>
+          <w:sz w:val="22"/>
           <w:szCs w:val="17"/>
         </w:rPr>
         <w:t xml:space="preserve">the steps in action</w:t>
@@ -2228,14 +2246,14 @@
     </w:p>
     <w:p>
       <w:pPr>
-        <w:spacing w:before="0" w:after="40" w:line="264" w:lineRule="auto"/>
+        <w:spacing w:before="0" w:after="40" w:line="252" w:lineRule="auto"/>
       </w:pPr>
       <w:r>
         <w:rPr>
           <w:rFonts w:ascii="Avenir Next" w:hAnsi="Avenir Next" w:cs="Avenir Next" w:eastAsia="Avenir Next"/>
           <w:b/>
           <w:color w:val="1A1A1A"/>
-          <w:sz w:val="21"/>
+          <w:sz w:val="22"/>
           <w:szCs w:val="21"/>
         </w:rPr>
         <w:t xml:space="preserve">Soccer has 12 votes. Tennis has 5 votes. How many more votes does soccer have?</w:t>
@@ -2246,7 +2264,7 @@
         <w:tabs>
           <w:tab w:val="left" w:pos="950"/>
         </w:tabs>
-        <w:spacing w:before="0" w:after="24" w:line="256" w:lineRule="auto"/>
+        <w:spacing w:before="0" w:after="24" w:line="248" w:lineRule="auto"/>
         <w:ind w:left="950" w:hanging="950"/>
       </w:pPr>
       <w:r>
@@ -2254,25 +2272,25 @@
           <w:rFonts w:ascii="Avenir Next" w:hAnsi="Avenir Next" w:cs="Avenir Next" w:eastAsia="Avenir Next"/>
           <w:b/>
           <w:color w:val="003A70"/>
+          <w:sz w:val="22"/>
+          <w:szCs w:val="19"/>
+        </w:rPr>
+        <w:t xml:space="preserve">Step 1</w:t>
+      </w:r>
+      <w:r>
+        <w:rPr>
+          <w:rFonts w:ascii="Avenir Next" w:hAnsi="Avenir Next" w:cs="Avenir Next" w:eastAsia="Avenir Next"/>
+          <w:color w:val="1A1A1A"/>
           <w:sz w:val="19"/>
           <w:szCs w:val="19"/>
         </w:rPr>
-        <w:t xml:space="preserve">Step 1</w:t>
-      </w:r>
-      <w:r>
-        <w:rPr>
-          <w:rFonts w:ascii="Avenir Next" w:hAnsi="Avenir Next" w:cs="Avenir Next" w:eastAsia="Avenir Next"/>
-          <w:color w:val="1A1A1A"/>
-          <w:sz w:val="19"/>
-          <w:szCs w:val="19"/>
-        </w:rPr>
         <w:tab/>
       </w:r>
       <w:r>
         <w:rPr>
           <w:rFonts w:ascii="Avenir Next" w:hAnsi="Avenir Next" w:cs="Avenir Next" w:eastAsia="Avenir Next"/>
           <w:color w:val="1A1A1A"/>
-          <w:sz w:val="21"/>
+          <w:sz w:val="22"/>
           <w:szCs w:val="21"/>
         </w:rPr>
         <w:t xml:space="preserve">Compare 12 and 5.</w:t>
@@ -2283,7 +2301,7 @@
         <w:tabs>
           <w:tab w:val="left" w:pos="950"/>
         </w:tabs>
-        <w:spacing w:before="0" w:after="24" w:line="256" w:lineRule="auto"/>
+        <w:spacing w:before="0" w:after="24" w:line="248" w:lineRule="auto"/>
         <w:ind w:left="950" w:hanging="950"/>
       </w:pPr>
       <w:r>
@@ -2291,25 +2309,25 @@
           <w:rFonts w:ascii="Avenir Next" w:hAnsi="Avenir Next" w:cs="Avenir Next" w:eastAsia="Avenir Next"/>
           <w:b/>
           <w:color w:val="003A70"/>
+          <w:sz w:val="22"/>
+          <w:szCs w:val="19"/>
+        </w:rPr>
+        <w:t xml:space="preserve">Step 2</w:t>
+      </w:r>
+      <w:r>
+        <w:rPr>
+          <w:rFonts w:ascii="Avenir Next" w:hAnsi="Avenir Next" w:cs="Avenir Next" w:eastAsia="Avenir Next"/>
+          <w:color w:val="1A1A1A"/>
           <w:sz w:val="19"/>
           <w:szCs w:val="19"/>
         </w:rPr>
-        <w:t xml:space="preserve">Step 2</w:t>
-      </w:r>
-      <w:r>
-        <w:rPr>
-          <w:rFonts w:ascii="Avenir Next" w:hAnsi="Avenir Next" w:cs="Avenir Next" w:eastAsia="Avenir Next"/>
-          <w:color w:val="1A1A1A"/>
-          <w:sz w:val="19"/>
-          <w:szCs w:val="19"/>
-        </w:rPr>
         <w:tab/>
       </w:r>
       <w:r>
         <w:rPr>
           <w:rFonts w:ascii="Avenir Next" w:hAnsi="Avenir Next" w:cs="Avenir Next" w:eastAsia="Avenir Next"/>
           <w:color w:val="1A1A1A"/>
-          <w:sz w:val="21"/>
+          <w:sz w:val="22"/>
           <w:szCs w:val="21"/>
         </w:rPr>
         <w:t xml:space="preserve">12 − 5 = 7.</w:t>
@@ -2320,7 +2338,7 @@
         <w:tabs>
           <w:tab w:val="left" w:pos="950"/>
         </w:tabs>
-        <w:spacing w:before="0" w:after="24" w:line="256" w:lineRule="auto"/>
+        <w:spacing w:before="0" w:after="24" w:line="248" w:lineRule="auto"/>
         <w:ind w:left="950" w:hanging="950"/>
       </w:pPr>
       <w:r>
@@ -2328,25 +2346,25 @@
           <w:rFonts w:ascii="Avenir Next" w:hAnsi="Avenir Next" w:cs="Avenir Next" w:eastAsia="Avenir Next"/>
           <w:b/>
           <w:color w:val="003A70"/>
+          <w:sz w:val="22"/>
+          <w:szCs w:val="19"/>
+        </w:rPr>
+        <w:t xml:space="preserve">Step 3</w:t>
+      </w:r>
+      <w:r>
+        <w:rPr>
+          <w:rFonts w:ascii="Avenir Next" w:hAnsi="Avenir Next" w:cs="Avenir Next" w:eastAsia="Avenir Next"/>
+          <w:color w:val="1A1A1A"/>
           <w:sz w:val="19"/>
           <w:szCs w:val="19"/>
         </w:rPr>
-        <w:t xml:space="preserve">Step 3</w:t>
-      </w:r>
-      <w:r>
-        <w:rPr>
-          <w:rFonts w:ascii="Avenir Next" w:hAnsi="Avenir Next" w:cs="Avenir Next" w:eastAsia="Avenir Next"/>
-          <w:color w:val="1A1A1A"/>
-          <w:sz w:val="19"/>
-          <w:szCs w:val="19"/>
-        </w:rPr>
         <w:tab/>
       </w:r>
       <w:r>
         <w:rPr>
           <w:rFonts w:ascii="Avenir Next" w:hAnsi="Avenir Next" w:cs="Avenir Next" w:eastAsia="Avenir Next"/>
           <w:color w:val="1A1A1A"/>
-          <w:sz w:val="21"/>
+          <w:sz w:val="22"/>
           <w:szCs w:val="21"/>
         </w:rPr>
         <w:t xml:space="preserve">Soccer has 7 more votes.</w:t>
@@ -2357,7 +2375,7 @@
         <w:tabs>
           <w:tab w:val="left" w:pos="950"/>
         </w:tabs>
-        <w:spacing w:before="20" w:after="0" w:line="256" w:lineRule="auto"/>
+        <w:spacing w:before="20" w:after="0" w:line="248" w:lineRule="auto"/>
         <w:ind w:left="950" w:hanging="950"/>
       </w:pPr>
       <w:r>
@@ -2365,18 +2383,18 @@
           <w:rFonts w:ascii="Avenir Next" w:hAnsi="Avenir Next" w:cs="Avenir Next" w:eastAsia="Avenir Next"/>
           <w:b/>
           <w:color w:val="1A1A1A"/>
+          <w:sz w:val="22"/>
+          <w:szCs w:val="21"/>
+        </w:rPr>
+        <w:t xml:space="preserve">Answer</w:t>
+      </w:r>
+      <w:r>
+        <w:rPr>
+          <w:rFonts w:ascii="Avenir Next" w:hAnsi="Avenir Next" w:cs="Avenir Next" w:eastAsia="Avenir Next"/>
+          <w:color w:val="1A1A1A"/>
           <w:sz w:val="21"/>
           <w:szCs w:val="21"/>
         </w:rPr>
-        <w:t xml:space="preserve">Answer</w:t>
-      </w:r>
-      <w:r>
-        <w:rPr>
-          <w:rFonts w:ascii="Avenir Next" w:hAnsi="Avenir Next" w:cs="Avenir Next" w:eastAsia="Avenir Next"/>
-          <w:color w:val="1A1A1A"/>
-          <w:sz w:val="21"/>
-          <w:szCs w:val="21"/>
-        </w:rPr>
         <w:tab/>
       </w:r>
       <w:r>
@@ -2384,7 +2402,7 @@
           <w:rFonts w:ascii="Avenir Next" w:hAnsi="Avenir Next" w:cs="Avenir Next" w:eastAsia="Avenir Next"/>
           <w:b/>
           <w:color w:val="1A1A1A"/>
-          <w:sz w:val="21"/>
+          <w:sz w:val="22"/>
           <w:szCs w:val="21"/>
         </w:rPr>
         <w:t xml:space="preserve">7 more votes</w:t>
@@ -2392,6 +2410,7 @@
     </w:p>
     <w:p>
       <w:pPr>
+        <w:pStyle w:val="Heading2"/>
         <w:keepNext/>
         <w:pBdr>
           <w:bottom w:val="single" w:sz="8" w:space="3" w:color="003A70"/>
@@ -2407,7 +2426,7 @@
           <w:b/>
           <w:color w:val="003A70"/>
           <w:spacing w:val="14"/>
-          <w:sz w:val="19"/>
+          <w:sz w:val="22"/>
           <w:szCs w:val="19"/>
         </w:rPr>
         <w:t xml:space="preserve">TRY IT WITH HELP</w:t>
@@ -2426,7 +2445,7 @@
           <w:rFonts w:ascii="Avenir Next" w:hAnsi="Avenir Next" w:cs="Avenir Next" w:eastAsia="Avenir Next"/>
           <w:i/>
           <w:color w:val="5A5F66"/>
-          <w:sz w:val="17"/>
+          <w:sz w:val="22"/>
           <w:szCs w:val="17"/>
         </w:rPr>
         <w:t xml:space="preserve">fill in each step</w:t>
@@ -2438,7 +2457,7 @@
         <w:tabs>
           <w:tab w:val="left" w:pos="432"/>
         </w:tabs>
-        <w:spacing w:before="90" w:after="40" w:line="268" w:lineRule="auto"/>
+        <w:spacing w:before="90" w:after="40" w:line="254" w:lineRule="auto"/>
         <w:ind w:left="432" w:hanging="432"/>
       </w:pPr>
       <w:r>
@@ -2476,7 +2495,7 @@
         <w:tabs>
           <w:tab w:val="left" w:pos="1300"/>
         </w:tabs>
-        <w:spacing w:before="0" w:after="24" w:line="272" w:lineRule="auto"/>
+        <w:spacing w:before="0" w:after="24" w:line="256" w:lineRule="auto"/>
         <w:ind w:left="1300" w:hanging="868"/>
       </w:pPr>
       <w:r>
@@ -2484,28 +2503,47 @@
           <w:rFonts w:ascii="Avenir Next" w:hAnsi="Avenir Next" w:cs="Avenir Next" w:eastAsia="Avenir Next"/>
           <w:b/>
           <w:color w:val="003A70"/>
+          <w:sz w:val="22"/>
+          <w:szCs w:val="18"/>
+        </w:rPr>
+        <w:t xml:space="preserve">Step 1</w:t>
+      </w:r>
+      <w:r>
+        <w:rPr>
+          <w:rFonts w:ascii="Avenir Next" w:hAnsi="Avenir Next" w:cs="Avenir Next" w:eastAsia="Avenir Next"/>
+          <w:color w:val="1A1A1A"/>
           <w:sz w:val="18"/>
           <w:szCs w:val="18"/>
         </w:rPr>
-        <w:t xml:space="preserve">Step 1</w:t>
-      </w:r>
-      <w:r>
-        <w:rPr>
-          <w:rFonts w:ascii="Avenir Next" w:hAnsi="Avenir Next" w:cs="Avenir Next" w:eastAsia="Avenir Next"/>
-          <w:color w:val="1A1A1A"/>
-          <w:sz w:val="18"/>
-          <w:szCs w:val="18"/>
-        </w:rPr>
         <w:tab/>
       </w:r>
       <w:r>
         <w:rPr>
           <w:rFonts w:ascii="Avenir Next" w:hAnsi="Avenir Next" w:cs="Avenir Next" w:eastAsia="Avenir Next"/>
           <w:color w:val="1A1A1A"/>
+          <w:sz w:val="22"/>
+          <w:szCs w:val="21"/>
+        </w:rPr>
+        <w:t xml:space="preserve">Compare </w:t>
+      </w:r>
+      <w:r>
+        <w:rPr>
+          <w:rFonts w:ascii="Avenir Next" w:hAnsi="Avenir Next" w:cs="Avenir Next" w:eastAsia="Avenir Next"/>
+          <w:color w:val="1A1A1A"/>
           <w:sz w:val="21"/>
           <w:szCs w:val="21"/>
-        </w:rPr>
-        <w:t xml:space="preserve">Compare </w:t>
+          <w:u w:val="single"/>
+        </w:rPr>
+        <w:t xml:space="preserve">                </w:t>
+      </w:r>
+      <w:r>
+        <w:rPr>
+          <w:rFonts w:ascii="Avenir Next" w:hAnsi="Avenir Next" w:cs="Avenir Next" w:eastAsia="Avenir Next"/>
+          <w:color w:val="1A1A1A"/>
+          <w:sz w:val="22"/>
+          <w:szCs w:val="21"/>
+        </w:rPr>
+        <w:t xml:space="preserve"> and </w:t>
       </w:r>
       <w:r>
         <w:rPr>
@@ -2521,26 +2559,7 @@
         <w:rPr>
           <w:rFonts w:ascii="Avenir Next" w:hAnsi="Avenir Next" w:cs="Avenir Next" w:eastAsia="Avenir Next"/>
           <w:color w:val="1A1A1A"/>
-          <w:sz w:val="21"/>
-          <w:szCs w:val="21"/>
-        </w:rPr>
-        <w:t xml:space="preserve"> and </w:t>
-      </w:r>
-      <w:r>
-        <w:rPr>
-          <w:rFonts w:ascii="Avenir Next" w:hAnsi="Avenir Next" w:cs="Avenir Next" w:eastAsia="Avenir Next"/>
-          <w:color w:val="1A1A1A"/>
-          <w:sz w:val="21"/>
-          <w:szCs w:val="21"/>
-          <w:u w:val="single"/>
-        </w:rPr>
-        <w:t xml:space="preserve">                </w:t>
-      </w:r>
-      <w:r>
-        <w:rPr>
-          <w:rFonts w:ascii="Avenir Next" w:hAnsi="Avenir Next" w:cs="Avenir Next" w:eastAsia="Avenir Next"/>
-          <w:color w:val="1A1A1A"/>
-          <w:sz w:val="21"/>
+          <w:sz w:val="22"/>
           <w:szCs w:val="21"/>
         </w:rPr>
         <w:t xml:space="preserve">.</w:t>
@@ -2552,7 +2571,7 @@
         <w:tabs>
           <w:tab w:val="left" w:pos="1300"/>
         </w:tabs>
-        <w:spacing w:before="0" w:after="24" w:line="272" w:lineRule="auto"/>
+        <w:spacing w:before="0" w:after="24" w:line="256" w:lineRule="auto"/>
         <w:ind w:left="1300" w:hanging="868"/>
       </w:pPr>
       <w:r>
@@ -2560,35 +2579,35 @@
           <w:rFonts w:ascii="Avenir Next" w:hAnsi="Avenir Next" w:cs="Avenir Next" w:eastAsia="Avenir Next"/>
           <w:b/>
           <w:color w:val="003A70"/>
+          <w:sz w:val="22"/>
+          <w:szCs w:val="18"/>
+        </w:rPr>
+        <w:t xml:space="preserve">Step 2</w:t>
+      </w:r>
+      <w:r>
+        <w:rPr>
+          <w:rFonts w:ascii="Avenir Next" w:hAnsi="Avenir Next" w:cs="Avenir Next" w:eastAsia="Avenir Next"/>
+          <w:color w:val="1A1A1A"/>
           <w:sz w:val="18"/>
           <w:szCs w:val="18"/>
         </w:rPr>
-        <w:t xml:space="preserve">Step 2</w:t>
-      </w:r>
-      <w:r>
-        <w:rPr>
-          <w:rFonts w:ascii="Avenir Next" w:hAnsi="Avenir Next" w:cs="Avenir Next" w:eastAsia="Avenir Next"/>
-          <w:color w:val="1A1A1A"/>
-          <w:sz w:val="18"/>
-          <w:szCs w:val="18"/>
-        </w:rPr>
         <w:tab/>
       </w:r>
       <w:r>
         <w:rPr>
           <w:rFonts w:ascii="Avenir Next" w:hAnsi="Avenir Next" w:cs="Avenir Next" w:eastAsia="Avenir Next"/>
           <w:color w:val="1A1A1A"/>
+          <w:sz w:val="22"/>
+          <w:szCs w:val="21"/>
+        </w:rPr>
+        <w:t xml:space="preserve">7 − 3 = </w:t>
+      </w:r>
+      <w:r>
+        <w:rPr>
+          <w:rFonts w:ascii="Avenir Next" w:hAnsi="Avenir Next" w:cs="Avenir Next" w:eastAsia="Avenir Next"/>
+          <w:color w:val="1A1A1A"/>
           <w:sz w:val="21"/>
           <w:szCs w:val="21"/>
-        </w:rPr>
-        <w:t xml:space="preserve">7 − 3 = </w:t>
-      </w:r>
-      <w:r>
-        <w:rPr>
-          <w:rFonts w:ascii="Avenir Next" w:hAnsi="Avenir Next" w:cs="Avenir Next" w:eastAsia="Avenir Next"/>
-          <w:color w:val="1A1A1A"/>
-          <w:sz w:val="21"/>
-          <w:szCs w:val="21"/>
           <w:u w:val="single"/>
         </w:rPr>
         <w:t xml:space="preserve">                </w:t>
@@ -2597,7 +2616,7 @@
         <w:rPr>
           <w:rFonts w:ascii="Avenir Next" w:hAnsi="Avenir Next" w:cs="Avenir Next" w:eastAsia="Avenir Next"/>
           <w:color w:val="1A1A1A"/>
-          <w:sz w:val="21"/>
+          <w:sz w:val="22"/>
           <w:szCs w:val="21"/>
         </w:rPr>
         <w:t xml:space="preserve">.</w:t>
@@ -2609,7 +2628,7 @@
         <w:tabs>
           <w:tab w:val="left" w:pos="1300"/>
         </w:tabs>
-        <w:spacing w:before="0" w:after="24" w:line="272" w:lineRule="auto"/>
+        <w:spacing w:before="0" w:after="24" w:line="256" w:lineRule="auto"/>
         <w:ind w:left="1300" w:hanging="868"/>
       </w:pPr>
       <w:r>
@@ -2617,35 +2636,35 @@
           <w:rFonts w:ascii="Avenir Next" w:hAnsi="Avenir Next" w:cs="Avenir Next" w:eastAsia="Avenir Next"/>
           <w:b/>
           <w:color w:val="003A70"/>
+          <w:sz w:val="22"/>
+          <w:szCs w:val="18"/>
+        </w:rPr>
+        <w:t xml:space="preserve">Step 3</w:t>
+      </w:r>
+      <w:r>
+        <w:rPr>
+          <w:rFonts w:ascii="Avenir Next" w:hAnsi="Avenir Next" w:cs="Avenir Next" w:eastAsia="Avenir Next"/>
+          <w:color w:val="1A1A1A"/>
           <w:sz w:val="18"/>
           <w:szCs w:val="18"/>
         </w:rPr>
-        <w:t xml:space="preserve">Step 3</w:t>
-      </w:r>
-      <w:r>
-        <w:rPr>
-          <w:rFonts w:ascii="Avenir Next" w:hAnsi="Avenir Next" w:cs="Avenir Next" w:eastAsia="Avenir Next"/>
-          <w:color w:val="1A1A1A"/>
-          <w:sz w:val="18"/>
-          <w:szCs w:val="18"/>
-        </w:rPr>
         <w:tab/>
       </w:r>
       <w:r>
         <w:rPr>
           <w:rFonts w:ascii="Avenir Next" w:hAnsi="Avenir Next" w:cs="Avenir Next" w:eastAsia="Avenir Next"/>
           <w:color w:val="1A1A1A"/>
+          <w:sz w:val="22"/>
+          <w:szCs w:val="21"/>
+        </w:rPr>
+        <w:t xml:space="preserve">The taller bar has </w:t>
+      </w:r>
+      <w:r>
+        <w:rPr>
+          <w:rFonts w:ascii="Avenir Next" w:hAnsi="Avenir Next" w:cs="Avenir Next" w:eastAsia="Avenir Next"/>
+          <w:color w:val="1A1A1A"/>
           <w:sz w:val="21"/>
           <w:szCs w:val="21"/>
-        </w:rPr>
-        <w:t xml:space="preserve">The taller bar has </w:t>
-      </w:r>
-      <w:r>
-        <w:rPr>
-          <w:rFonts w:ascii="Avenir Next" w:hAnsi="Avenir Next" w:cs="Avenir Next" w:eastAsia="Avenir Next"/>
-          <w:color w:val="1A1A1A"/>
-          <w:sz w:val="21"/>
-          <w:szCs w:val="21"/>
           <w:u w:val="single"/>
         </w:rPr>
         <w:t xml:space="preserve">                </w:t>
@@ -2654,7 +2673,7 @@
         <w:rPr>
           <w:rFonts w:ascii="Avenir Next" w:hAnsi="Avenir Next" w:cs="Avenir Next" w:eastAsia="Avenir Next"/>
           <w:color w:val="1A1A1A"/>
-          <w:sz w:val="21"/>
+          <w:sz w:val="22"/>
           <w:szCs w:val="21"/>
         </w:rPr>
         <w:t xml:space="preserve"> more values.</w:t>
@@ -2671,7 +2690,7 @@
         <w:tabs>
           <w:tab w:val="left" w:pos="432"/>
         </w:tabs>
-        <w:spacing w:before="90" w:after="40" w:line="268" w:lineRule="auto"/>
+        <w:spacing w:before="90" w:after="40" w:line="254" w:lineRule="auto"/>
         <w:ind w:left="432" w:hanging="432"/>
       </w:pPr>
       <w:r>
@@ -2709,7 +2728,7 @@
         <w:tabs>
           <w:tab w:val="left" w:pos="1300"/>
         </w:tabs>
-        <w:spacing w:before="0" w:after="24" w:line="272" w:lineRule="auto"/>
+        <w:spacing w:before="0" w:after="24" w:line="256" w:lineRule="auto"/>
         <w:ind w:left="1300" w:hanging="868"/>
       </w:pPr>
       <w:r>
@@ -2717,28 +2736,47 @@
           <w:rFonts w:ascii="Avenir Next" w:hAnsi="Avenir Next" w:cs="Avenir Next" w:eastAsia="Avenir Next"/>
           <w:b/>
           <w:color w:val="003A70"/>
+          <w:sz w:val="22"/>
+          <w:szCs w:val="18"/>
+        </w:rPr>
+        <w:t xml:space="preserve">Step 1</w:t>
+      </w:r>
+      <w:r>
+        <w:rPr>
+          <w:rFonts w:ascii="Avenir Next" w:hAnsi="Avenir Next" w:cs="Avenir Next" w:eastAsia="Avenir Next"/>
+          <w:color w:val="1A1A1A"/>
           <w:sz w:val="18"/>
           <w:szCs w:val="18"/>
         </w:rPr>
-        <w:t xml:space="preserve">Step 1</w:t>
-      </w:r>
-      <w:r>
-        <w:rPr>
-          <w:rFonts w:ascii="Avenir Next" w:hAnsi="Avenir Next" w:cs="Avenir Next" w:eastAsia="Avenir Next"/>
-          <w:color w:val="1A1A1A"/>
-          <w:sz w:val="18"/>
-          <w:szCs w:val="18"/>
-        </w:rPr>
         <w:tab/>
       </w:r>
       <w:r>
         <w:rPr>
           <w:rFonts w:ascii="Avenir Next" w:hAnsi="Avenir Next" w:cs="Avenir Next" w:eastAsia="Avenir Next"/>
           <w:color w:val="1A1A1A"/>
+          <w:sz w:val="22"/>
+          <w:szCs w:val="21"/>
+        </w:rPr>
+        <w:t xml:space="preserve">Compare </w:t>
+      </w:r>
+      <w:r>
+        <w:rPr>
+          <w:rFonts w:ascii="Avenir Next" w:hAnsi="Avenir Next" w:cs="Avenir Next" w:eastAsia="Avenir Next"/>
+          <w:color w:val="1A1A1A"/>
           <w:sz w:val="21"/>
           <w:szCs w:val="21"/>
-        </w:rPr>
-        <w:t xml:space="preserve">Compare </w:t>
+          <w:u w:val="single"/>
+        </w:rPr>
+        <w:t xml:space="preserve">                </w:t>
+      </w:r>
+      <w:r>
+        <w:rPr>
+          <w:rFonts w:ascii="Avenir Next" w:hAnsi="Avenir Next" w:cs="Avenir Next" w:eastAsia="Avenir Next"/>
+          <w:color w:val="1A1A1A"/>
+          <w:sz w:val="22"/>
+          <w:szCs w:val="21"/>
+        </w:rPr>
+        <w:t xml:space="preserve"> and </w:t>
       </w:r>
       <w:r>
         <w:rPr>
@@ -2754,26 +2792,7 @@
         <w:rPr>
           <w:rFonts w:ascii="Avenir Next" w:hAnsi="Avenir Next" w:cs="Avenir Next" w:eastAsia="Avenir Next"/>
           <w:color w:val="1A1A1A"/>
-          <w:sz w:val="21"/>
-          <w:szCs w:val="21"/>
-        </w:rPr>
-        <w:t xml:space="preserve"> and </w:t>
-      </w:r>
-      <w:r>
-        <w:rPr>
-          <w:rFonts w:ascii="Avenir Next" w:hAnsi="Avenir Next" w:cs="Avenir Next" w:eastAsia="Avenir Next"/>
-          <w:color w:val="1A1A1A"/>
-          <w:sz w:val="21"/>
-          <w:szCs w:val="21"/>
-          <w:u w:val="single"/>
-        </w:rPr>
-        <w:t xml:space="preserve">                </w:t>
-      </w:r>
-      <w:r>
-        <w:rPr>
-          <w:rFonts w:ascii="Avenir Next" w:hAnsi="Avenir Next" w:cs="Avenir Next" w:eastAsia="Avenir Next"/>
-          <w:color w:val="1A1A1A"/>
-          <w:sz w:val="21"/>
+          <w:sz w:val="22"/>
           <w:szCs w:val="21"/>
         </w:rPr>
         <w:t xml:space="preserve">.</w:t>
@@ -2785,7 +2804,7 @@
         <w:tabs>
           <w:tab w:val="left" w:pos="1300"/>
         </w:tabs>
-        <w:spacing w:before="0" w:after="24" w:line="272" w:lineRule="auto"/>
+        <w:spacing w:before="0" w:after="24" w:line="256" w:lineRule="auto"/>
         <w:ind w:left="1300" w:hanging="868"/>
       </w:pPr>
       <w:r>
@@ -2793,35 +2812,35 @@
           <w:rFonts w:ascii="Avenir Next" w:hAnsi="Avenir Next" w:cs="Avenir Next" w:eastAsia="Avenir Next"/>
           <w:b/>
           <w:color w:val="003A70"/>
+          <w:sz w:val="22"/>
+          <w:szCs w:val="18"/>
+        </w:rPr>
+        <w:t xml:space="preserve">Step 2</w:t>
+      </w:r>
+      <w:r>
+        <w:rPr>
+          <w:rFonts w:ascii="Avenir Next" w:hAnsi="Avenir Next" w:cs="Avenir Next" w:eastAsia="Avenir Next"/>
+          <w:color w:val="1A1A1A"/>
           <w:sz w:val="18"/>
           <w:szCs w:val="18"/>
         </w:rPr>
-        <w:t xml:space="preserve">Step 2</w:t>
-      </w:r>
-      <w:r>
-        <w:rPr>
-          <w:rFonts w:ascii="Avenir Next" w:hAnsi="Avenir Next" w:cs="Avenir Next" w:eastAsia="Avenir Next"/>
-          <w:color w:val="1A1A1A"/>
-          <w:sz w:val="18"/>
-          <w:szCs w:val="18"/>
-        </w:rPr>
         <w:tab/>
       </w:r>
       <w:r>
         <w:rPr>
           <w:rFonts w:ascii="Avenir Next" w:hAnsi="Avenir Next" w:cs="Avenir Next" w:eastAsia="Avenir Next"/>
           <w:color w:val="1A1A1A"/>
+          <w:sz w:val="22"/>
+          <w:szCs w:val="21"/>
+        </w:rPr>
+        <w:t xml:space="preserve">15 − 8 = </w:t>
+      </w:r>
+      <w:r>
+        <w:rPr>
+          <w:rFonts w:ascii="Avenir Next" w:hAnsi="Avenir Next" w:cs="Avenir Next" w:eastAsia="Avenir Next"/>
+          <w:color w:val="1A1A1A"/>
           <w:sz w:val="21"/>
           <w:szCs w:val="21"/>
-        </w:rPr>
-        <w:t xml:space="preserve">15 − 8 = </w:t>
-      </w:r>
-      <w:r>
-        <w:rPr>
-          <w:rFonts w:ascii="Avenir Next" w:hAnsi="Avenir Next" w:cs="Avenir Next" w:eastAsia="Avenir Next"/>
-          <w:color w:val="1A1A1A"/>
-          <w:sz w:val="21"/>
-          <w:szCs w:val="21"/>
           <w:u w:val="single"/>
         </w:rPr>
         <w:t xml:space="preserve">                </w:t>
@@ -2830,7 +2849,7 @@
         <w:rPr>
           <w:rFonts w:ascii="Avenir Next" w:hAnsi="Avenir Next" w:cs="Avenir Next" w:eastAsia="Avenir Next"/>
           <w:color w:val="1A1A1A"/>
-          <w:sz w:val="21"/>
+          <w:sz w:val="22"/>
           <w:szCs w:val="21"/>
         </w:rPr>
         <w:t xml:space="preserve">.</w:t>
@@ -2842,7 +2861,7 @@
         <w:tabs>
           <w:tab w:val="left" w:pos="1300"/>
         </w:tabs>
-        <w:spacing w:before="0" w:after="24" w:line="272" w:lineRule="auto"/>
+        <w:spacing w:before="0" w:after="24" w:line="256" w:lineRule="auto"/>
         <w:ind w:left="1300" w:hanging="868"/>
       </w:pPr>
       <w:r>
@@ -2850,35 +2869,35 @@
           <w:rFonts w:ascii="Avenir Next" w:hAnsi="Avenir Next" w:cs="Avenir Next" w:eastAsia="Avenir Next"/>
           <w:b/>
           <w:color w:val="003A70"/>
+          <w:sz w:val="22"/>
+          <w:szCs w:val="18"/>
+        </w:rPr>
+        <w:t xml:space="preserve">Step 3</w:t>
+      </w:r>
+      <w:r>
+        <w:rPr>
+          <w:rFonts w:ascii="Avenir Next" w:hAnsi="Avenir Next" w:cs="Avenir Next" w:eastAsia="Avenir Next"/>
+          <w:color w:val="1A1A1A"/>
           <w:sz w:val="18"/>
           <w:szCs w:val="18"/>
         </w:rPr>
-        <w:t xml:space="preserve">Step 3</w:t>
-      </w:r>
-      <w:r>
-        <w:rPr>
-          <w:rFonts w:ascii="Avenir Next" w:hAnsi="Avenir Next" w:cs="Avenir Next" w:eastAsia="Avenir Next"/>
-          <w:color w:val="1A1A1A"/>
-          <w:sz w:val="18"/>
-          <w:szCs w:val="18"/>
-        </w:rPr>
         <w:tab/>
       </w:r>
       <w:r>
         <w:rPr>
           <w:rFonts w:ascii="Avenir Next" w:hAnsi="Avenir Next" w:cs="Avenir Next" w:eastAsia="Avenir Next"/>
           <w:color w:val="1A1A1A"/>
+          <w:sz w:val="22"/>
+          <w:szCs w:val="21"/>
+        </w:rPr>
+        <w:t xml:space="preserve">Bar B has </w:t>
+      </w:r>
+      <w:r>
+        <w:rPr>
+          <w:rFonts w:ascii="Avenir Next" w:hAnsi="Avenir Next" w:cs="Avenir Next" w:eastAsia="Avenir Next"/>
+          <w:color w:val="1A1A1A"/>
           <w:sz w:val="21"/>
           <w:szCs w:val="21"/>
-        </w:rPr>
-        <w:t xml:space="preserve">Bar B has </w:t>
-      </w:r>
-      <w:r>
-        <w:rPr>
-          <w:rFonts w:ascii="Avenir Next" w:hAnsi="Avenir Next" w:cs="Avenir Next" w:eastAsia="Avenir Next"/>
-          <w:color w:val="1A1A1A"/>
-          <w:sz w:val="21"/>
-          <w:szCs w:val="21"/>
           <w:u w:val="single"/>
         </w:rPr>
         <w:t xml:space="preserve">                </w:t>
@@ -2887,7 +2906,7 @@
         <w:rPr>
           <w:rFonts w:ascii="Avenir Next" w:hAnsi="Avenir Next" w:cs="Avenir Next" w:eastAsia="Avenir Next"/>
           <w:color w:val="1A1A1A"/>
-          <w:sz w:val="21"/>
+          <w:sz w:val="22"/>
           <w:szCs w:val="21"/>
         </w:rPr>
         <w:t xml:space="preserve"> fewer values.</w:t>
@@ -2900,6 +2919,7 @@
     </w:p>
     <w:p>
       <w:pPr>
+        <w:pStyle w:val="Heading2"/>
         <w:keepNext/>
         <w:pBdr>
           <w:bottom w:val="single" w:sz="8" w:space="3" w:color="003A70"/>
@@ -2915,7 +2935,7 @@
           <w:b/>
           <w:color w:val="003A70"/>
           <w:spacing w:val="14"/>
-          <w:sz w:val="19"/>
+          <w:sz w:val="22"/>
           <w:szCs w:val="19"/>
         </w:rPr>
         <w:t xml:space="preserve">YOUR TURN</w:t>
@@ -2934,7 +2954,7 @@
           <w:rFonts w:ascii="Avenir Next" w:hAnsi="Avenir Next" w:cs="Avenir Next" w:eastAsia="Avenir Next"/>
           <w:i/>
           <w:color w:val="5A5F66"/>
-          <w:sz w:val="17"/>
+          <w:sz w:val="22"/>
           <w:szCs w:val="17"/>
         </w:rPr>
         <w:t xml:space="preserve">use the steps on your own</w:t>
@@ -2984,7 +3004,7 @@
               <w:tabs>
                 <w:tab w:val="left" w:pos="432"/>
               </w:tabs>
-              <w:spacing w:before="90" w:after="40" w:line="268" w:lineRule="auto"/>
+              <w:spacing w:before="90" w:after="40" w:line="254" w:lineRule="auto"/>
               <w:ind w:left="432" w:hanging="432"/>
             </w:pPr>
             <w:r>
@@ -3058,7 +3078,7 @@
                     <w:tabs>
                       <w:tab w:val="left" w:pos="340"/>
                     </w:tabs>
-                    <w:spacing w:before="0" w:after="0" w:line="276" w:lineRule="auto"/>
+                    <w:spacing w:before="0" w:after="0" w:line="258" w:lineRule="auto"/>
                     <w:ind w:left="340" w:hanging="340"/>
                   </w:pPr>
                   <w:r>
@@ -3106,7 +3126,7 @@
                       <w:szCs w:val="22"/>
                       <w:u w:val="single"/>
                     </w:rPr>
-                    <w:t xml:space="preserve">      </w:t>
+                    <w:t xml:space="preserve">          </w:t>
                   </w:r>
                 </w:p>
               </w:tc>
@@ -3120,7 +3140,7 @@
                     <w:tabs>
                       <w:tab w:val="left" w:pos="340"/>
                     </w:tabs>
-                    <w:spacing w:before="0" w:after="0" w:line="276" w:lineRule="auto"/>
+                    <w:spacing w:before="0" w:after="0" w:line="258" w:lineRule="auto"/>
                     <w:ind w:left="340" w:hanging="340"/>
                   </w:pPr>
                   <w:r>
@@ -3168,7 +3188,7 @@
                       <w:szCs w:val="22"/>
                       <w:u w:val="single"/>
                     </w:rPr>
-                    <w:t xml:space="preserve">      </w:t>
+                    <w:t xml:space="preserve">          </w:t>
                   </w:r>
                 </w:p>
               </w:tc>
@@ -3182,7 +3202,7 @@
                     <w:tabs>
                       <w:tab w:val="left" w:pos="340"/>
                     </w:tabs>
-                    <w:spacing w:before="0" w:after="0" w:line="276" w:lineRule="auto"/>
+                    <w:spacing w:before="0" w:after="0" w:line="258" w:lineRule="auto"/>
                     <w:ind w:left="340" w:hanging="340"/>
                   </w:pPr>
                   <w:r>
@@ -3230,7 +3250,7 @@
                       <w:szCs w:val="22"/>
                       <w:u w:val="single"/>
                     </w:rPr>
-                    <w:t xml:space="preserve">      </w:t>
+                    <w:t xml:space="preserve">          </w:t>
                   </w:r>
                 </w:p>
               </w:tc>
@@ -3250,7 +3270,7 @@
                     <w:tabs>
                       <w:tab w:val="left" w:pos="340"/>
                     </w:tabs>
-                    <w:spacing w:before="0" w:after="0" w:line="276" w:lineRule="auto"/>
+                    <w:spacing w:before="0" w:after="0" w:line="258" w:lineRule="auto"/>
                     <w:ind w:left="340" w:hanging="340"/>
                   </w:pPr>
                   <w:r>
@@ -3298,7 +3318,7 @@
                       <w:szCs w:val="22"/>
                       <w:u w:val="single"/>
                     </w:rPr>
-                    <w:t xml:space="preserve">      </w:t>
+                    <w:t xml:space="preserve">          </w:t>
                   </w:r>
                 </w:p>
               </w:tc>
@@ -3312,7 +3332,7 @@
                     <w:tabs>
                       <w:tab w:val="left" w:pos="340"/>
                     </w:tabs>
-                    <w:spacing w:before="0" w:after="0" w:line="276" w:lineRule="auto"/>
+                    <w:spacing w:before="0" w:after="0" w:line="258" w:lineRule="auto"/>
                     <w:ind w:left="340" w:hanging="340"/>
                   </w:pPr>
                   <w:r>
@@ -3360,7 +3380,7 @@
                       <w:szCs w:val="22"/>
                       <w:u w:val="single"/>
                     </w:rPr>
-                    <w:t xml:space="preserve">      </w:t>
+                    <w:t xml:space="preserve">          </w:t>
                   </w:r>
                 </w:p>
               </w:tc>
@@ -3374,7 +3394,7 @@
                     <w:tabs>
                       <w:tab w:val="left" w:pos="340"/>
                     </w:tabs>
-                    <w:spacing w:before="0" w:after="0" w:line="276" w:lineRule="auto"/>
+                    <w:spacing w:before="0" w:after="0" w:line="258" w:lineRule="auto"/>
                     <w:ind w:left="340" w:hanging="340"/>
                   </w:pPr>
                   <w:r>
@@ -3422,7 +3442,7 @@
                       <w:szCs w:val="22"/>
                       <w:u w:val="single"/>
                     </w:rPr>
-                    <w:t xml:space="preserve">      </w:t>
+                    <w:t xml:space="preserve">          </w:t>
                   </w:r>
                 </w:p>
               </w:tc>
@@ -3443,6 +3463,7 @@
     </w:p>
     <w:p>
       <w:pPr>
+        <w:pStyle w:val="Heading2"/>
         <w:keepNext/>
         <w:pBdr>
           <w:bottom w:val="single" w:sz="8" w:space="3" w:color="003A70"/>
@@ -3458,7 +3479,7 @@
           <w:b/>
           <w:color w:val="003A70"/>
           <w:spacing w:val="14"/>
-          <w:sz w:val="19"/>
+          <w:sz w:val="22"/>
           <w:szCs w:val="19"/>
         </w:rPr>
         <w:t xml:space="preserve">READY CHECK</w:t>
@@ -3477,7 +3498,7 @@
           <w:rFonts w:ascii="Avenir Next" w:hAnsi="Avenir Next" w:cs="Avenir Next" w:eastAsia="Avenir Next"/>
           <w:i/>
           <w:color w:val="5A5F66"/>
-          <w:sz w:val="17"/>
+          <w:sz w:val="22"/>
           <w:szCs w:val="17"/>
         </w:rPr>
         <w:t xml:space="preserve">a problem like the one in today’s lesson</w:t>
@@ -3527,7 +3548,7 @@
               <w:tabs>
                 <w:tab w:val="left" w:pos="432"/>
               </w:tabs>
-              <w:spacing w:before="90" w:after="40" w:line="268" w:lineRule="auto"/>
+              <w:spacing w:before="90" w:after="40" w:line="254" w:lineRule="auto"/>
               <w:ind w:left="432" w:hanging="432"/>
             </w:pPr>
             <w:r>
@@ -3601,7 +3622,7 @@
                     <w:tabs>
                       <w:tab w:val="left" w:pos="340"/>
                     </w:tabs>
-                    <w:spacing w:before="0" w:after="0" w:line="264" w:lineRule="auto"/>
+                    <w:spacing w:before="0" w:after="0" w:line="252" w:lineRule="auto"/>
                     <w:ind w:left="340" w:hanging="340"/>
                   </w:pPr>
                   <w:r>
@@ -3609,25 +3630,25 @@
                       <w:rFonts w:ascii="Avenir Next" w:hAnsi="Avenir Next" w:cs="Avenir Next" w:eastAsia="Avenir Next"/>
                       <w:b/>
                       <w:color w:val="003A70"/>
+                      <w:sz w:val="22"/>
+                      <w:szCs w:val="21"/>
+                    </w:rPr>
+                    <w:t xml:space="preserve">A</w:t>
+                  </w:r>
+                  <w:r>
+                    <w:rPr>
+                      <w:rFonts w:ascii="Avenir Next" w:hAnsi="Avenir Next" w:cs="Avenir Next" w:eastAsia="Avenir Next"/>
+                      <w:color w:val="1A1A1A"/>
                       <w:sz w:val="21"/>
                       <w:szCs w:val="21"/>
                     </w:rPr>
-                    <w:t xml:space="preserve">A</w:t>
-                  </w:r>
-                  <w:r>
-                    <w:rPr>
-                      <w:rFonts w:ascii="Avenir Next" w:hAnsi="Avenir Next" w:cs="Avenir Next" w:eastAsia="Avenir Next"/>
-                      <w:color w:val="1A1A1A"/>
-                      <w:sz w:val="21"/>
-                      <w:szCs w:val="21"/>
-                    </w:rPr>
                     <w:tab/>
                   </w:r>
                   <w:r>
                     <w:rPr>
                       <w:rFonts w:ascii="Avenir Next" w:hAnsi="Avenir Next" w:cs="Avenir Next" w:eastAsia="Avenir Next"/>
                       <w:color w:val="1A1A1A"/>
-                      <w:sz w:val="21"/>
+                      <w:sz w:val="22"/>
                       <w:szCs w:val="21"/>
                     </w:rPr>
                     <w:t xml:space="preserve">3</w:t>
@@ -3644,7 +3665,7 @@
                     <w:tabs>
                       <w:tab w:val="left" w:pos="340"/>
                     </w:tabs>
-                    <w:spacing w:before="0" w:after="0" w:line="264" w:lineRule="auto"/>
+                    <w:spacing w:before="0" w:after="0" w:line="252" w:lineRule="auto"/>
                     <w:ind w:left="340" w:hanging="340"/>
                   </w:pPr>
                   <w:r>
@@ -3652,25 +3673,25 @@
                       <w:rFonts w:ascii="Avenir Next" w:hAnsi="Avenir Next" w:cs="Avenir Next" w:eastAsia="Avenir Next"/>
                       <w:b/>
                       <w:color w:val="003A70"/>
+                      <w:sz w:val="22"/>
+                      <w:szCs w:val="21"/>
+                    </w:rPr>
+                    <w:t xml:space="preserve">B</w:t>
+                  </w:r>
+                  <w:r>
+                    <w:rPr>
+                      <w:rFonts w:ascii="Avenir Next" w:hAnsi="Avenir Next" w:cs="Avenir Next" w:eastAsia="Avenir Next"/>
+                      <w:color w:val="1A1A1A"/>
                       <w:sz w:val="21"/>
                       <w:szCs w:val="21"/>
                     </w:rPr>
-                    <w:t xml:space="preserve">B</w:t>
-                  </w:r>
-                  <w:r>
-                    <w:rPr>
-                      <w:rFonts w:ascii="Avenir Next" w:hAnsi="Avenir Next" w:cs="Avenir Next" w:eastAsia="Avenir Next"/>
-                      <w:color w:val="1A1A1A"/>
-                      <w:sz w:val="21"/>
-                      <w:szCs w:val="21"/>
-                    </w:rPr>
                     <w:tab/>
                   </w:r>
                   <w:r>
                     <w:rPr>
                       <w:rFonts w:ascii="Avenir Next" w:hAnsi="Avenir Next" w:cs="Avenir Next" w:eastAsia="Avenir Next"/>
                       <w:color w:val="1A1A1A"/>
-                      <w:sz w:val="21"/>
+                      <w:sz w:val="22"/>
                       <w:szCs w:val="21"/>
                     </w:rPr>
                     <w:t xml:space="preserve">5</w:t>
@@ -3687,7 +3708,7 @@
                     <w:tabs>
                       <w:tab w:val="left" w:pos="340"/>
                     </w:tabs>
-                    <w:spacing w:before="0" w:after="0" w:line="264" w:lineRule="auto"/>
+                    <w:spacing w:before="0" w:after="0" w:line="252" w:lineRule="auto"/>
                     <w:ind w:left="340" w:hanging="340"/>
                   </w:pPr>
                   <w:r>
@@ -3695,25 +3716,25 @@
                       <w:rFonts w:ascii="Avenir Next" w:hAnsi="Avenir Next" w:cs="Avenir Next" w:eastAsia="Avenir Next"/>
                       <w:b/>
                       <w:color w:val="003A70"/>
+                      <w:sz w:val="22"/>
+                      <w:szCs w:val="21"/>
+                    </w:rPr>
+                    <w:t xml:space="preserve">C</w:t>
+                  </w:r>
+                  <w:r>
+                    <w:rPr>
+                      <w:rFonts w:ascii="Avenir Next" w:hAnsi="Avenir Next" w:cs="Avenir Next" w:eastAsia="Avenir Next"/>
+                      <w:color w:val="1A1A1A"/>
                       <w:sz w:val="21"/>
                       <w:szCs w:val="21"/>
                     </w:rPr>
-                    <w:t xml:space="preserve">C</w:t>
-                  </w:r>
-                  <w:r>
-                    <w:rPr>
-                      <w:rFonts w:ascii="Avenir Next" w:hAnsi="Avenir Next" w:cs="Avenir Next" w:eastAsia="Avenir Next"/>
-                      <w:color w:val="1A1A1A"/>
-                      <w:sz w:val="21"/>
-                      <w:szCs w:val="21"/>
-                    </w:rPr>
                     <w:tab/>
                   </w:r>
                   <w:r>
                     <w:rPr>
                       <w:rFonts w:ascii="Avenir Next" w:hAnsi="Avenir Next" w:cs="Avenir Next" w:eastAsia="Avenir Next"/>
                       <w:color w:val="1A1A1A"/>
-                      <w:sz w:val="21"/>
+                      <w:sz w:val="22"/>
                       <w:szCs w:val="21"/>
                     </w:rPr>
                     <w:t xml:space="preserve">8</w:t>
@@ -3730,7 +3751,7 @@
                     <w:tabs>
                       <w:tab w:val="left" w:pos="340"/>
                     </w:tabs>
-                    <w:spacing w:before="0" w:after="0" w:line="264" w:lineRule="auto"/>
+                    <w:spacing w:before="0" w:after="0" w:line="252" w:lineRule="auto"/>
                     <w:ind w:left="340" w:hanging="340"/>
                   </w:pPr>
                   <w:r>
@@ -3738,25 +3759,25 @@
                       <w:rFonts w:ascii="Avenir Next" w:hAnsi="Avenir Next" w:cs="Avenir Next" w:eastAsia="Avenir Next"/>
                       <w:b/>
                       <w:color w:val="003A70"/>
+                      <w:sz w:val="22"/>
+                      <w:szCs w:val="21"/>
+                    </w:rPr>
+                    <w:t xml:space="preserve">D</w:t>
+                  </w:r>
+                  <w:r>
+                    <w:rPr>
+                      <w:rFonts w:ascii="Avenir Next" w:hAnsi="Avenir Next" w:cs="Avenir Next" w:eastAsia="Avenir Next"/>
+                      <w:color w:val="1A1A1A"/>
                       <w:sz w:val="21"/>
                       <w:szCs w:val="21"/>
                     </w:rPr>
-                    <w:t xml:space="preserve">D</w:t>
-                  </w:r>
-                  <w:r>
-                    <w:rPr>
-                      <w:rFonts w:ascii="Avenir Next" w:hAnsi="Avenir Next" w:cs="Avenir Next" w:eastAsia="Avenir Next"/>
-                      <w:color w:val="1A1A1A"/>
-                      <w:sz w:val="21"/>
-                      <w:szCs w:val="21"/>
-                    </w:rPr>
                     <w:tab/>
                   </w:r>
                   <w:r>
                     <w:rPr>
                       <w:rFonts w:ascii="Avenir Next" w:hAnsi="Avenir Next" w:cs="Avenir Next" w:eastAsia="Avenir Next"/>
                       <w:color w:val="1A1A1A"/>
-                      <w:sz w:val="21"/>
+                      <w:sz w:val="22"/>
                       <w:szCs w:val="21"/>
                     </w:rPr>
                     <w:t xml:space="preserve">11</w:t>
@@ -3805,19 +3826,42 @@
         <w:tblLook w:val="0000" w:firstRow="0" w:lastRow="0" w:firstColumn="0" w:lastColumn="0" w:noHBand="1" w:noVBand="1"/>
       </w:tblPr>
       <w:tblGrid>
-        <w:gridCol w:w="2000"/>
-        <w:gridCol w:w="2300"/>
-        <w:gridCol w:w="2100"/>
-        <w:gridCol w:w="3104"/>
+        <w:gridCol w:w="1750"/>
+        <w:gridCol w:w="2500"/>
+        <w:gridCol w:w="2200"/>
+        <w:gridCol w:w="3054"/>
       </w:tblGrid>
       <w:tr>
         <w:trPr>
           <w:cantSplit/>
-          <w:trHeight w:val="320" w:hRule="atLeast"/>
+          <w:trHeight w:val="300" w:hRule="atLeast"/>
         </w:trPr>
         <w:tc>
           <w:tcPr>
-            <w:tcW w:w="2000" w:type="dxa"/>
+            <w:tcW w:w="1750" w:type="dxa"/>
+            <w:vAlign w:val="center"/>
+          </w:tcPr>
+          <w:p>
+            <w:pPr>
+              <w:pStyle w:val="Heading2"/>
+              <w:spacing w:before="0" w:after="0" w:line="240" w:lineRule="auto"/>
+            </w:pPr>
+            <w:r>
+              <w:rPr>
+                <w:rFonts w:ascii="Avenir Next" w:hAnsi="Avenir Next" w:cs="Avenir Next" w:eastAsia="Avenir Next"/>
+                <w:b/>
+                <w:color w:val="003A70"/>
+                <w:spacing w:val="12"/>
+                <w:sz w:val="15"/>
+                <w:szCs w:val="15"/>
+              </w:rPr>
+              <w:t xml:space="preserve">CHECK YOURSELF</w:t>
+            </w:r>
+          </w:p>
+        </w:tc>
+        <w:tc>
+          <w:tcPr>
+            <w:tcW w:w="2500" w:type="dxa"/>
             <w:vAlign w:val="center"/>
           </w:tcPr>
           <w:p>
@@ -3826,20 +3870,27 @@
             </w:pPr>
             <w:r>
               <w:rPr>
-                <w:rFonts w:ascii="Avenir Next" w:hAnsi="Avenir Next" w:cs="Avenir Next" w:eastAsia="Avenir Next"/>
-                <w:b/>
-                <w:color w:val="003A70"/>
-                <w:spacing w:val="12"/>
-                <w:sz w:val="15"/>
-                <w:szCs w:val="15"/>
-              </w:rPr>
-              <w:t xml:space="preserve">CHECK YOURSELF</w:t>
+                <w:rFonts w:ascii="Arial" w:hAnsi="Arial" w:cs="Arial" w:eastAsia="Arial"/>
+                <w:color w:val="1A1A1A"/>
+                <w:sz w:val="20"/>
+                <w:szCs w:val="20"/>
+              </w:rPr>
+              <w:t xml:space="preserve">□</w:t>
+            </w:r>
+            <w:r>
+              <w:rPr>
+                <w:rFonts w:ascii="Avenir Next" w:hAnsi="Avenir Next" w:cs="Avenir Next" w:eastAsia="Avenir Next"/>
+                <w:color w:val="1A1A1A"/>
+                <w:sz w:val="17"/>
+                <w:szCs w:val="17"/>
+              </w:rPr>
+              <w:t xml:space="preserve">  I can do this on my own</w:t>
             </w:r>
           </w:p>
         </w:tc>
         <w:tc>
           <w:tcPr>
-            <w:tcW w:w="2300" w:type="dxa"/>
+            <w:tcW w:w="2200" w:type="dxa"/>
             <w:vAlign w:val="center"/>
           </w:tcPr>
           <w:p>
@@ -3850,8 +3901,8 @@
               <w:rPr>
                 <w:rFonts w:ascii="Arial" w:hAnsi="Arial" w:cs="Arial" w:eastAsia="Arial"/>
                 <w:color w:val="1A1A1A"/>
-                <w:sz w:val="24"/>
-                <w:szCs w:val="24"/>
+                <w:sz w:val="20"/>
+                <w:szCs w:val="20"/>
               </w:rPr>
               <w:t xml:space="preserve">□</w:t>
             </w:r>
@@ -3862,13 +3913,13 @@
                 <w:sz w:val="17"/>
                 <w:szCs w:val="17"/>
               </w:rPr>
-              <w:t xml:space="preserve">  I can do this on my own</w:t>
+              <w:t xml:space="preserve">  I need a little help</w:t>
             </w:r>
           </w:p>
         </w:tc>
         <w:tc>
           <w:tcPr>
-            <w:tcW w:w="2100" w:type="dxa"/>
+            <w:tcW w:w="3054" w:type="dxa"/>
             <w:vAlign w:val="center"/>
           </w:tcPr>
           <w:p>
@@ -3879,37 +3930,8 @@
               <w:rPr>
                 <w:rFonts w:ascii="Arial" w:hAnsi="Arial" w:cs="Arial" w:eastAsia="Arial"/>
                 <w:color w:val="1A1A1A"/>
-                <w:sz w:val="24"/>
-                <w:szCs w:val="24"/>
-              </w:rPr>
-              <w:t xml:space="preserve">□</w:t>
-            </w:r>
-            <w:r>
-              <w:rPr>
-                <w:rFonts w:ascii="Avenir Next" w:hAnsi="Avenir Next" w:cs="Avenir Next" w:eastAsia="Avenir Next"/>
-                <w:color w:val="1A1A1A"/>
-                <w:sz w:val="17"/>
-                <w:szCs w:val="17"/>
-              </w:rPr>
-              <w:t xml:space="preserve">  I need a little help</w:t>
-            </w:r>
-          </w:p>
-        </w:tc>
-        <w:tc>
-          <w:tcPr>
-            <w:tcW w:w="3104" w:type="dxa"/>
-            <w:vAlign w:val="center"/>
-          </w:tcPr>
-          <w:p>
-            <w:pPr>
-              <w:spacing w:before="0" w:after="0" w:line="240" w:lineRule="auto"/>
-            </w:pPr>
-            <w:r>
-              <w:rPr>
-                <w:rFonts w:ascii="Arial" w:hAnsi="Arial" w:cs="Arial" w:eastAsia="Arial"/>
-                <w:color w:val="1A1A1A"/>
-                <w:sz w:val="24"/>
-                <w:szCs w:val="24"/>
+                <w:sz w:val="20"/>
+                <w:szCs w:val="20"/>
               </w:rPr>
               <w:t xml:space="preserve">□</w:t>
             </w:r>
@@ -3944,7 +3966,7 @@
     <w:sectPr>
       <w:footerReference w:type="default" r:id="rIdFooter1"/>
       <w:pgSz w:w="12240" w:h="15840"/>
-      <w:pgMar w:top="893" w:right="1224" w:bottom="835" w:left="1512" w:header="432" w:footer="432" w:gutter="0"/>
+      <w:pgMar w:top="780" w:right="1224" w:bottom="760" w:left="1512" w:header="432" w:footer="432" w:gutter="0"/>
       <w:cols w:space="720"/>
     </w:sectPr>
   </w:body>
@@ -4024,7 +4046,106 @@
               <w:sz w:val="15"/>
               <w:szCs w:val="15"/>
             </w:rPr>
-            <w:t xml:space="preserve">Lesson 2-2  ·  Session 2  ·  Prerequisite Practice A</w:t>
+            <w:t xml:space="preserve">2-2 · Page </w:t>
+          </w:r>
+          <w:r>
+            <w:rPr>
+              <w:rFonts w:ascii="Avenir Next" w:hAnsi="Avenir Next" w:cs="Avenir Next" w:eastAsia="Avenir Next"/>
+              <w:color w:val="5A5F66"/>
+              <w:sz w:val="15"/>
+              <w:szCs w:val="15"/>
+            </w:rPr>
+            <w:fldChar w:fldCharType="begin"/>
+          </w:r>
+          <w:r>
+            <w:rPr>
+              <w:rFonts w:ascii="Avenir Next" w:hAnsi="Avenir Next" w:cs="Avenir Next" w:eastAsia="Avenir Next"/>
+              <w:color w:val="5A5F66"/>
+              <w:sz w:val="15"/>
+              <w:szCs w:val="15"/>
+            </w:rPr>
+            <w:instrText xml:space="preserve"> PAGE </w:instrText>
+          </w:r>
+          <w:r>
+            <w:rPr>
+              <w:rFonts w:ascii="Avenir Next" w:hAnsi="Avenir Next" w:cs="Avenir Next" w:eastAsia="Avenir Next"/>
+              <w:color w:val="5A5F66"/>
+              <w:sz w:val="15"/>
+              <w:szCs w:val="15"/>
+            </w:rPr>
+            <w:fldChar w:fldCharType="separate"/>
+          </w:r>
+          <w:r>
+            <w:rPr>
+              <w:rFonts w:ascii="Avenir Next" w:hAnsi="Avenir Next" w:cs="Avenir Next" w:eastAsia="Avenir Next"/>
+              <w:color w:val="5A5F66"/>
+              <w:sz w:val="15"/>
+              <w:szCs w:val="15"/>
+            </w:rPr>
+            <w:t xml:space="preserve">1</w:t>
+          </w:r>
+          <w:r>
+            <w:rPr>
+              <w:rFonts w:ascii="Avenir Next" w:hAnsi="Avenir Next" w:cs="Avenir Next" w:eastAsia="Avenir Next"/>
+              <w:color w:val="5A5F66"/>
+              <w:sz w:val="15"/>
+              <w:szCs w:val="15"/>
+            </w:rPr>
+            <w:fldChar w:fldCharType="end"/>
+          </w:r>
+          <w:r>
+            <w:rPr>
+              <w:rFonts w:ascii="Avenir Next" w:hAnsi="Avenir Next" w:cs="Avenir Next" w:eastAsia="Avenir Next"/>
+              <w:color w:val="5A5F66"/>
+              <w:sz w:val="15"/>
+              <w:szCs w:val="15"/>
+            </w:rPr>
+            <w:t xml:space="preserve"> of </w:t>
+          </w:r>
+          <w:r>
+            <w:rPr>
+              <w:rFonts w:ascii="Avenir Next" w:hAnsi="Avenir Next" w:cs="Avenir Next" w:eastAsia="Avenir Next"/>
+              <w:color w:val="5A5F66"/>
+              <w:sz w:val="15"/>
+              <w:szCs w:val="15"/>
+            </w:rPr>
+            <w:fldChar w:fldCharType="begin"/>
+          </w:r>
+          <w:r>
+            <w:rPr>
+              <w:rFonts w:ascii="Avenir Next" w:hAnsi="Avenir Next" w:cs="Avenir Next" w:eastAsia="Avenir Next"/>
+              <w:color w:val="5A5F66"/>
+              <w:sz w:val="15"/>
+              <w:szCs w:val="15"/>
+            </w:rPr>
+            <w:instrText xml:space="preserve"> NUMPAGES </w:instrText>
+          </w:r>
+          <w:r>
+            <w:rPr>
+              <w:rFonts w:ascii="Avenir Next" w:hAnsi="Avenir Next" w:cs="Avenir Next" w:eastAsia="Avenir Next"/>
+              <w:color w:val="5A5F66"/>
+              <w:sz w:val="15"/>
+              <w:szCs w:val="15"/>
+            </w:rPr>
+            <w:fldChar w:fldCharType="separate"/>
+          </w:r>
+          <w:r>
+            <w:rPr>
+              <w:rFonts w:ascii="Avenir Next" w:hAnsi="Avenir Next" w:cs="Avenir Next" w:eastAsia="Avenir Next"/>
+              <w:color w:val="5A5F66"/>
+              <w:sz w:val="15"/>
+              <w:szCs w:val="15"/>
+            </w:rPr>
+            <w:t xml:space="preserve">1</w:t>
+          </w:r>
+          <w:r>
+            <w:rPr>
+              <w:rFonts w:ascii="Avenir Next" w:hAnsi="Avenir Next" w:cs="Avenir Next" w:eastAsia="Avenir Next"/>
+              <w:color w:val="5A5F66"/>
+              <w:sz w:val="15"/>
+              <w:szCs w:val="15"/>
+            </w:rPr>
+            <w:fldChar w:fldCharType="end"/>
           </w:r>
         </w:p>
       </w:tc>
@@ -4067,5 +4188,23 @@
       </w:tblCellMar>
     </w:tblPr>
   </w:style>
+  <w:style w:type="paragraph" w:styleId="Heading1">
+    <w:name w:val="heading 1"/>
+    <w:basedOn w:val="Normal"/>
+    <w:pPr>
+      <w:outlineLvl w:val="0"/>
+      <w:keepNext w:val="0"/>
+      <w:keepLines w:val="0"/>
+    </w:pPr>
+  </w:style>
+  <w:style w:type="paragraph" w:styleId="Heading2">
+    <w:name w:val="heading 2"/>
+    <w:basedOn w:val="Normal"/>
+    <w:pPr>
+      <w:outlineLvl w:val="1"/>
+      <w:keepNext w:val="0"/>
+      <w:keepLines w:val="0"/>
+    </w:pPr>
+  </w:style>
 </w:styles>
 </file>